--- a/klagomål/A 50420-2024 FSC-klagomål.docx
+++ b/klagomål/A 50420-2024 FSC-klagomål.docx
@@ -671,7 +671,7 @@
     <w:r>
       <w:tab/>
       <w:tab/>
-      <w:t>2026-05-27</w:t>
+      <w:t>2026-05-28</w:t>
       <w:br/>
       <w:br/>
     </w:r>

--- a/klagomål/A 50420-2024 FSC-klagomål.docx
+++ b/klagomål/A 50420-2024 FSC-klagomål.docx
@@ -671,7 +671,7 @@
     <w:r>
       <w:tab/>
       <w:tab/>
-      <w:t>2026-05-28</w:t>
+      <w:t>2026-05-29</w:t>
       <w:br/>
       <w:br/>
     </w:r>

--- a/klagomål/A 50420-2024 FSC-klagomål.docx
+++ b/klagomål/A 50420-2024 FSC-klagomål.docx
@@ -671,7 +671,7 @@
     <w:r>
       <w:tab/>
       <w:tab/>
-      <w:t>2026-05-29</w:t>
+      <w:t>2026-05-30</w:t>
       <w:br/>
       <w:br/>
     </w:r>

--- a/klagomål/A 50420-2024 FSC-klagomål.docx
+++ b/klagomål/A 50420-2024 FSC-klagomål.docx
@@ -671,7 +671,7 @@
     <w:r>
       <w:tab/>
       <w:tab/>
-      <w:t>2026-05-30</w:t>
+      <w:t>2026-05-31</w:t>
       <w:br/>
       <w:br/>
     </w:r>

--- a/klagomål/A 50420-2024 FSC-klagomål.docx
+++ b/klagomål/A 50420-2024 FSC-klagomål.docx
@@ -671,7 +671,7 @@
     <w:r>
       <w:tab/>
       <w:tab/>
-      <w:t>2026-05-31</w:t>
+      <w:t>2026-06-01</w:t>
       <w:br/>
       <w:br/>
     </w:r>

--- a/klagomål/A 50420-2024 FSC-klagomål.docx
+++ b/klagomål/A 50420-2024 FSC-klagomål.docx
@@ -671,7 +671,7 @@
     <w:r>
       <w:tab/>
       <w:tab/>
-      <w:t>2026-06-01</w:t>
+      <w:t>2026-06-02</w:t>
       <w:br/>
       <w:br/>
     </w:r>

--- a/klagomål/A 50420-2024 FSC-klagomål.docx
+++ b/klagomål/A 50420-2024 FSC-klagomål.docx
@@ -671,7 +671,7 @@
     <w:r>
       <w:tab/>
       <w:tab/>
-      <w:t>2026-06-02</w:t>
+      <w:t>2026-06-03</w:t>
       <w:br/>
       <w:br/>
     </w:r>

--- a/klagomål/A 50420-2024 FSC-klagomål.docx
+++ b/klagomål/A 50420-2024 FSC-klagomål.docx
@@ -671,7 +671,7 @@
     <w:r>
       <w:tab/>
       <w:tab/>
-      <w:t>2026-06-03</w:t>
+      <w:t>2026-06-04</w:t>
       <w:br/>
       <w:br/>
     </w:r>

--- a/klagomål/A 50420-2024 FSC-klagomål.docx
+++ b/klagomål/A 50420-2024 FSC-klagomål.docx
@@ -671,7 +671,7 @@
     <w:r>
       <w:tab/>
       <w:tab/>
-      <w:t>2026-06-04</w:t>
+      <w:t>2026-06-05</w:t>
       <w:br/>
       <w:br/>
     </w:r>

--- a/klagomål/A 50420-2024 FSC-klagomål.docx
+++ b/klagomål/A 50420-2024 FSC-klagomål.docx
@@ -671,7 +671,7 @@
     <w:r>
       <w:tab/>
       <w:tab/>
-      <w:t>2026-06-05</w:t>
+      <w:t>2026-06-06</w:t>
       <w:br/>
       <w:br/>
     </w:r>

--- a/klagomål/A 50420-2024 FSC-klagomål.docx
+++ b/klagomål/A 50420-2024 FSC-klagomål.docx
@@ -671,7 +671,7 @@
     <w:r>
       <w:tab/>
       <w:tab/>
-      <w:t>2026-06-06</w:t>
+      <w:t>2026-06-07</w:t>
       <w:br/>
       <w:br/>
     </w:r>

--- a/klagomål/A 50420-2024 FSC-klagomål.docx
+++ b/klagomål/A 50420-2024 FSC-klagomål.docx
@@ -671,7 +671,7 @@
     <w:r>
       <w:tab/>
       <w:tab/>
-      <w:t>2026-06-07</w:t>
+      <w:t>2026-06-08</w:t>
       <w:br/>
       <w:br/>
     </w:r>

--- a/klagomål/A 50420-2024 FSC-klagomål.docx
+++ b/klagomål/A 50420-2024 FSC-klagomål.docx
@@ -671,7 +671,7 @@
     <w:r>
       <w:tab/>
       <w:tab/>
-      <w:t>2026-06-08</w:t>
+      <w:t>2026-06-09</w:t>
       <w:br/>
       <w:br/>
     </w:r>

--- a/klagomål/A 50420-2024 FSC-klagomål.docx
+++ b/klagomål/A 50420-2024 FSC-klagomål.docx
@@ -671,7 +671,7 @@
     <w:r>
       <w:tab/>
       <w:tab/>
-      <w:t>2026-06-09</w:t>
+      <w:t>2026-06-10</w:t>
       <w:br/>
       <w:br/>
     </w:r>

--- a/klagomål/A 50420-2024 FSC-klagomål.docx
+++ b/klagomål/A 50420-2024 FSC-klagomål.docx
@@ -671,7 +671,7 @@
     <w:r>
       <w:tab/>
       <w:tab/>
-      <w:t>2026-06-10</w:t>
+      <w:t>2026-06-11</w:t>
       <w:br/>
       <w:br/>
     </w:r>

--- a/klagomål/A 50420-2024 FSC-klagomål.docx
+++ b/klagomål/A 50420-2024 FSC-klagomål.docx
@@ -671,7 +671,7 @@
     <w:r>
       <w:tab/>
       <w:tab/>
-      <w:t>2026-06-11</w:t>
+      <w:t>2026-06-12</w:t>
       <w:br/>
       <w:br/>
     </w:r>

--- a/klagomål/A 50420-2024 FSC-klagomål.docx
+++ b/klagomål/A 50420-2024 FSC-klagomål.docx
@@ -671,7 +671,7 @@
     <w:r>
       <w:tab/>
       <w:tab/>
-      <w:t>2026-06-12</w:t>
+      <w:t>2026-06-13</w:t>
       <w:br/>
       <w:br/>
     </w:r>

--- a/klagomål/A 50420-2024 FSC-klagomål.docx
+++ b/klagomål/A 50420-2024 FSC-klagomål.docx
@@ -671,7 +671,7 @@
     <w:r>
       <w:tab/>
       <w:tab/>
-      <w:t>2026-06-13</w:t>
+      <w:t>2026-06-14</w:t>
       <w:br/>
       <w:br/>
     </w:r>

--- a/klagomål/A 50420-2024 FSC-klagomål.docx
+++ b/klagomål/A 50420-2024 FSC-klagomål.docx
@@ -671,7 +671,7 @@
     <w:r>
       <w:tab/>
       <w:tab/>
-      <w:t>2026-06-15</w:t>
+      <w:t>2026-06-16</w:t>
       <w:br/>
       <w:br/>
     </w:r>

--- a/klagomål/A 50420-2024 FSC-klagomål.docx
+++ b/klagomål/A 50420-2024 FSC-klagomål.docx
@@ -671,7 +671,7 @@
     <w:r>
       <w:tab/>
       <w:tab/>
-      <w:t>2026-06-16</w:t>
+      <w:t>2026-06-17</w:t>
       <w:br/>
       <w:br/>
     </w:r>

--- a/klagomål/A 50420-2024 FSC-klagomål.docx
+++ b/klagomål/A 50420-2024 FSC-klagomål.docx
@@ -1,6 +1,6 @@
 
 <file path=word/document.xml><?xml version="1.0" encoding="utf-8"?>
-<w:document xmlns:wpc="http://schemas.microsoft.com/office/word/2010/wordprocessingCanvas" xmlns:cx="http://schemas.microsoft.com/office/drawing/2014/chartex" xmlns:cx1="http://schemas.microsoft.com/office/drawing/2015/9/8/chartex" xmlns:cx2="http://schemas.microsoft.com/office/drawing/2015/10/21/chartex" xmlns:cx3="http://schemas.microsoft.com/office/drawing/2016/5/9/chartex" xmlns:cx4="http://schemas.microsoft.com/office/drawing/2016/5/10/chartex" xmlns:cx5="http://schemas.microsoft.com/office/drawing/2016/5/11/chartex" xmlns:cx6="http://schemas.microsoft.com/office/drawing/2016/5/12/chartex" xmlns:cx7="http://schemas.microsoft.com/office/drawing/2016/5/13/chartex" xmlns:cx8="http://schemas.microsoft.com/office/drawing/2016/5/14/chartex" xmlns:mc="http://schemas.openxmlformats.org/markup-compatibility/2006" xmlns:aink="http://schemas.microsoft.com/office/drawing/2016/ink" xmlns:am3d="http://schemas.microsoft.com/office/drawing/2017/model3d" xmlns:o="urn:schemas-microsoft-com:office:office" xmlns:oel="http://schemas.microsoft.com/office/2019/extlst" xmlns:r="http://schemas.openxmlformats.org/officeDocument/2006/relationships" xmlns:m="http://schemas.openxmlformats.org/officeDocument/2006/math" xmlns:v="urn:schemas-microsoft-com:vml" xmlns:wp14="http://schemas.microsoft.com/office/word/2010/wordprocessingDrawing" xmlns:wp="http://schemas.openxmlformats.org/drawingml/2006/wordprocessingDrawing" xmlns:w10="urn:schemas-microsoft-com:office:word" xmlns:w="http://schemas.openxmlformats.org/wordprocessingml/2006/main" xmlns:w14="http://schemas.microsoft.com/office/word/2010/wordml" xmlns:w15="http://schemas.microsoft.com/office/word/2012/wordml" xmlns:w16cex="http://schemas.microsoft.com/office/word/2018/wordml/cex" xmlns:w16cid="http://schemas.microsoft.com/office/word/2016/wordml/cid" xmlns:w16="http://schemas.microsoft.com/office/word/2018/wordml" xmlns:w16sdtdh="http://schemas.microsoft.com/office/word/2020/wordml/sdtdatahash" xmlns:w16se="http://schemas.microsoft.com/office/word/2015/wordml/symex" xmlns:wpg="http://schemas.microsoft.com/office/word/2010/wordprocessingGroup" xmlns:wpi="http://schemas.microsoft.com/office/word/2010/wordprocessingInk" xmlns:wne="http://schemas.microsoft.com/office/word/2006/wordml" xmlns:wps="http://schemas.microsoft.com/office/word/2010/wordprocessingShape" mc:Ignorable="w14 w15 w16se w16cid w16 w16cex w16sdtdh wp14">
+<w:document xmlns:wpc="http://schemas.microsoft.com/office/word/2010/wordprocessingCanvas" xmlns:cx="http://schemas.microsoft.com/office/drawing/2014/chartex" xmlns:cx1="http://schemas.microsoft.com/office/drawing/2015/9/8/chartex" xmlns:cx2="http://schemas.microsoft.com/office/drawing/2015/10/21/chartex" xmlns:cx3="http://schemas.microsoft.com/office/drawing/2016/5/9/chartex" xmlns:cx4="http://schemas.microsoft.com/office/drawing/2016/5/10/chartex" xmlns:cx5="http://schemas.microsoft.com/office/drawing/2016/5/11/chartex" xmlns:cx6="http://schemas.microsoft.com/office/drawing/2016/5/12/chartex" xmlns:cx7="http://schemas.microsoft.com/office/drawing/2016/5/13/chartex" xmlns:cx8="http://schemas.microsoft.com/office/drawing/2016/5/14/chartex" xmlns:mc="http://schemas.openxmlformats.org/markup-compatibility/2006" xmlns:aink="http://schemas.microsoft.com/office/drawing/2016/ink" xmlns:am3d="http://schemas.microsoft.com/office/drawing/2017/model3d" xmlns:o="urn:schemas-microsoft-com:office:office" xmlns:oel="http://schemas.microsoft.com/office/2019/extlst" xmlns:r="http://schemas.openxmlformats.org/officeDocument/2006/relationships" xmlns:m="http://schemas.openxmlformats.org/officeDocument/2006/math" xmlns:v="urn:schemas-microsoft-com:vml" xmlns:wp14="http://schemas.microsoft.com/office/word/2010/wordprocessingDrawing" xmlns:wp="http://schemas.openxmlformats.org/drawingml/2006/wordprocessingDrawing" xmlns:w10="urn:schemas-microsoft-com:office:word" xmlns:w="http://schemas.openxmlformats.org/wordprocessingml/2006/main" xmlns:w14="http://schemas.microsoft.com/office/word/2010/wordml" xmlns:w15="http://schemas.microsoft.com/office/word/2012/wordml" xmlns:w16cex="http://schemas.microsoft.com/office/word/2018/wordml/cex" xmlns:w16cid="http://schemas.microsoft.com/office/word/2016/wordml/cid" xmlns:w16="http://schemas.microsoft.com/office/word/2018/wordml" xmlns:w16du="http://schemas.microsoft.com/office/word/2023/wordml/word16du" xmlns:w16sdtdh="http://schemas.microsoft.com/office/word/2020/wordml/sdtdatahash" xmlns:w16sdtfl="http://schemas.microsoft.com/office/word/2024/wordml/sdtformatlock" xmlns:w16se="http://schemas.microsoft.com/office/word/2015/wordml/symex" xmlns:wpg="http://schemas.microsoft.com/office/word/2010/wordprocessingGroup" xmlns:wpi="http://schemas.microsoft.com/office/word/2010/wordprocessingInk" xmlns:wne="http://schemas.microsoft.com/office/word/2006/wordml" xmlns:wps="http://schemas.microsoft.com/office/word/2010/wordprocessingShape" mc:Ignorable="w14 w15 w16se w16cid w16 w16cex w16sdtdh w16sdtfl w16du wp14">
   <w:body>
     <w:p>
       <w:r>
@@ -168,7 +168,7 @@
     </w:p>
     <w:p>
       <w:r>
-        <w:t>Detta dokument behandlar höga naturvärden i avverkningsanmälan A 50420-2024 i Åsele kommun. Denna avverkningsanmälan inkom 2024-11-05 00:00:00 och omfattar 2,5 ha.</w:t>
+        <w:t>Detta dokument behandlar höga naturvärden i avverkningsanmälan A 50420-2024 i Åsele kommun som inkom 2024-11-05 och omfattar 2,5 ha.</w:t>
       </w:r>
     </w:p>
     <w:p>
@@ -191,12 +191,15 @@
     </w:p>
     <w:p>
       <w:r>
-        <w:t>I avverkningsanmälan har följande 1 naturvårdsarter hittats: skör kvastmossa (S). Arter som är signalarter enligt Skogsstyrelsen har markerats med (S).</w:t>
+        <w:t>I och inom 22 meter från avverkningsanmälan har följande 2 naturvårdsarter hittats: sprickporing (VU) och skör kvastmossa (S, T). Av dessa är 1 rödlistade. För rödlistade arter har rödlistekategorin angivits inom parentes. Arter som är signalarter enligt Skogsstyrelsen har markerats med (S). Typiska arter inom Natura 2000 som är kopplade till skogsekosystem har markerats med (T).</w:t>
       </w:r>
     </w:p>
     <w:p>
       <w:r>
-        <w:t>De påträffade naturvårdsarterna är ett tydligt kvitto på att detta rör sig om en skog med höga naturvärden. I Figur 1 visas en karta över det avverkningsanmälda området, där samtliga fyndplatser för naturvårdsarter som finns registrerade på Artportalen har markerats.</w:t>
+        <w:t>De påträffade naturvårdsarterna är ett tydligt kvitto på att det rör sig om en skog med höga naturvärden.</w:t>
+      </w:r>
+      <w:r>
+        <w:t xml:space="preserve"> I Figur 1 visas fyndplatser för naturvårdsarter i området, som finns registrerade på Artportalen.</w:t>
       </w:r>
     </w:p>
     <w:p>
@@ -206,7 +209,7 @@
       <w:r>
         <w:drawing>
           <wp:inline xmlns:a="http://schemas.openxmlformats.org/drawingml/2006/main" xmlns:pic="http://schemas.openxmlformats.org/drawingml/2006/picture">
-            <wp:extent cx="5486400" cy="5722374"/>
+            <wp:extent cx="5486400" cy="5532025"/>
             <wp:docPr id="1" name="Picture 1"/>
             <wp:cNvGraphicFramePr>
               <a:graphicFrameLocks noChangeAspect="1"/>
@@ -227,7 +230,7 @@
                   <pic:spPr>
                     <a:xfrm>
                       <a:off x="0" y="0"/>
-                      <a:ext cx="5486400" cy="5722374"/>
+                      <a:ext cx="5486400" cy="5532025"/>
                     </a:xfrm>
                     <a:prstGeom prst="rect"/>
                   </pic:spPr>
@@ -241,9 +244,10 @@
     <w:p>
       <w:pPr>
         <w:pStyle w:val="Caption"/>
+        <w:spacing w:after="240"/>
       </w:pPr>
       <w:r>
-        <w:t>Figur 1. Fyndplatser för naturvårdsarter i det avverkningsanmälda området (röd linje). Markörer utan svart kant är placerade på fyndplatsen. Markörer med svart kant är placerade vid sidan av fyndplatsen och har ett svart streck som visar fyndplatsens exakta position. Kartans mittpunktskoordinat är N 7149683, E 613117 i SWEREF 99 TM.</w:t>
+        <w:t>Figur 1. Fyndplatser för naturvårdsarter i och inom 22 meter från avverkningsanmälan (röd linje). Markörer utan svart kant är placerade på fyndplatsen. Markörer med svart kant är placerade vid sidan av fyndplatsen och har ett svart streck som visar fyndplatsens exakta position. Kartans mittpunktskoordinat är N 7149683, E 613117 i SWEREF 99 TM.</w:t>
       </w:r>
     </w:p>
     <w:p>
@@ -264,6 +268,17 @@
       </w:r>
       <w:r>
         <w:t xml:space="preserve"> (SLU Artdatabanken, 2024; Nitare &amp; Skogsstyrelsen, 2019).</w:t>
+      </w:r>
+    </w:p>
+    <w:p>
+      <w:r>
+        <w:rPr>
+          <w:b/>
+        </w:rPr>
+        <w:t>Sprickporing (VU)</w:t>
+      </w:r>
+      <w:r>
+        <w:t>, rödlistad som sårbar, är en sällsynt art som växer på senvuxen gran i lågproduktiva miljöer, ett substrat som nybildas i mycket liten skala i modern produktionsskog. Arten bedöms ha minskat kraftigt, med mer än 30 % över de senaste 20 åren, huvudsakligen på grund av slutavverkningar. I bestånd där arten förekommer måste skogsbruk undvikas. Fler av artens lokaler bör skyddas (SLU Artdatabanken, 2024).</w:t>
       </w:r>
     </w:p>
     <w:p>
@@ -356,7 +371,7 @@
         <w:rPr>
           <w:i/>
         </w:rPr>
-        <w:t>I det avverkningsanmälda skogsområdet har 1 naturvårdsarter varav 0 rödlistade arter sina livsmiljöer och växtplatser.</w:t>
+        <w:t>I det avverkningsanmälda skogsområdet har 2 naturvårdsarter varav 1 rödlistade arter sina livsmiljöer och växtplatser.</w:t>
       </w:r>
     </w:p>
     <w:p>
@@ -561,7 +576,7 @@
 </file>
 
 <file path=word/endnotes.xml><?xml version="1.0" encoding="utf-8"?>
-<w:endnotes xmlns:wpc="http://schemas.microsoft.com/office/word/2010/wordprocessingCanvas" xmlns:cx="http://schemas.microsoft.com/office/drawing/2014/chartex" xmlns:cx1="http://schemas.microsoft.com/office/drawing/2015/9/8/chartex" xmlns:cx2="http://schemas.microsoft.com/office/drawing/2015/10/21/chartex" xmlns:cx3="http://schemas.microsoft.com/office/drawing/2016/5/9/chartex" xmlns:cx4="http://schemas.microsoft.com/office/drawing/2016/5/10/chartex" xmlns:cx5="http://schemas.microsoft.com/office/drawing/2016/5/11/chartex" xmlns:cx6="http://schemas.microsoft.com/office/drawing/2016/5/12/chartex" xmlns:cx7="http://schemas.microsoft.com/office/drawing/2016/5/13/chartex" xmlns:cx8="http://schemas.microsoft.com/office/drawing/2016/5/14/chartex" xmlns:mc="http://schemas.openxmlformats.org/markup-compatibility/2006" xmlns:aink="http://schemas.microsoft.com/office/drawing/2016/ink" xmlns:am3d="http://schemas.microsoft.com/office/drawing/2017/model3d" xmlns:o="urn:schemas-microsoft-com:office:office" xmlns:oel="http://schemas.microsoft.com/office/2019/extlst" xmlns:r="http://schemas.openxmlformats.org/officeDocument/2006/relationships" xmlns:m="http://schemas.openxmlformats.org/officeDocument/2006/math" xmlns:v="urn:schemas-microsoft-com:vml" xmlns:wp14="http://schemas.microsoft.com/office/word/2010/wordprocessingDrawing" xmlns:wp="http://schemas.openxmlformats.org/drawingml/2006/wordprocessingDrawing" xmlns:w10="urn:schemas-microsoft-com:office:word" xmlns:w="http://schemas.openxmlformats.org/wordprocessingml/2006/main" xmlns:w14="http://schemas.microsoft.com/office/word/2010/wordml" xmlns:w15="http://schemas.microsoft.com/office/word/2012/wordml" xmlns:w16cex="http://schemas.microsoft.com/office/word/2018/wordml/cex" xmlns:w16cid="http://schemas.microsoft.com/office/word/2016/wordml/cid" xmlns:w16="http://schemas.microsoft.com/office/word/2018/wordml" xmlns:w16sdtdh="http://schemas.microsoft.com/office/word/2020/wordml/sdtdatahash" xmlns:w16se="http://schemas.microsoft.com/office/word/2015/wordml/symex" xmlns:wpg="http://schemas.microsoft.com/office/word/2010/wordprocessingGroup" xmlns:wpi="http://schemas.microsoft.com/office/word/2010/wordprocessingInk" xmlns:wne="http://schemas.microsoft.com/office/word/2006/wordml" xmlns:wps="http://schemas.microsoft.com/office/word/2010/wordprocessingShape" mc:Ignorable="w14 w15 w16se w16cid w16 w16cex w16sdtdh wp14">
+<w:endnotes xmlns:wpc="http://schemas.microsoft.com/office/word/2010/wordprocessingCanvas" xmlns:cx="http://schemas.microsoft.com/office/drawing/2014/chartex" xmlns:cx1="http://schemas.microsoft.com/office/drawing/2015/9/8/chartex" xmlns:cx2="http://schemas.microsoft.com/office/drawing/2015/10/21/chartex" xmlns:cx3="http://schemas.microsoft.com/office/drawing/2016/5/9/chartex" xmlns:cx4="http://schemas.microsoft.com/office/drawing/2016/5/10/chartex" xmlns:cx5="http://schemas.microsoft.com/office/drawing/2016/5/11/chartex" xmlns:cx6="http://schemas.microsoft.com/office/drawing/2016/5/12/chartex" xmlns:cx7="http://schemas.microsoft.com/office/drawing/2016/5/13/chartex" xmlns:cx8="http://schemas.microsoft.com/office/drawing/2016/5/14/chartex" xmlns:mc="http://schemas.openxmlformats.org/markup-compatibility/2006" xmlns:aink="http://schemas.microsoft.com/office/drawing/2016/ink" xmlns:am3d="http://schemas.microsoft.com/office/drawing/2017/model3d" xmlns:o="urn:schemas-microsoft-com:office:office" xmlns:oel="http://schemas.microsoft.com/office/2019/extlst" xmlns:r="http://schemas.openxmlformats.org/officeDocument/2006/relationships" xmlns:m="http://schemas.openxmlformats.org/officeDocument/2006/math" xmlns:v="urn:schemas-microsoft-com:vml" xmlns:wp14="http://schemas.microsoft.com/office/word/2010/wordprocessingDrawing" xmlns:wp="http://schemas.openxmlformats.org/drawingml/2006/wordprocessingDrawing" xmlns:w10="urn:schemas-microsoft-com:office:word" xmlns:w="http://schemas.openxmlformats.org/wordprocessingml/2006/main" xmlns:w14="http://schemas.microsoft.com/office/word/2010/wordml" xmlns:w15="http://schemas.microsoft.com/office/word/2012/wordml" xmlns:w16cex="http://schemas.microsoft.com/office/word/2018/wordml/cex" xmlns:w16cid="http://schemas.microsoft.com/office/word/2016/wordml/cid" xmlns:w16="http://schemas.microsoft.com/office/word/2018/wordml" xmlns:w16du="http://schemas.microsoft.com/office/word/2023/wordml/word16du" xmlns:w16sdtdh="http://schemas.microsoft.com/office/word/2020/wordml/sdtdatahash" xmlns:w16sdtfl="http://schemas.microsoft.com/office/word/2024/wordml/sdtformatlock" xmlns:w16se="http://schemas.microsoft.com/office/word/2015/wordml/symex" xmlns:wpg="http://schemas.microsoft.com/office/word/2010/wordprocessingGroup" xmlns:wpi="http://schemas.microsoft.com/office/word/2010/wordprocessingInk" xmlns:wne="http://schemas.microsoft.com/office/word/2006/wordml" xmlns:wps="http://schemas.microsoft.com/office/word/2010/wordprocessingShape" mc:Ignorable="w14 w15 w16se w16cid w16 w16cex w16sdtdh w16sdtfl w16du wp14">
   <w:endnote w:type="separator" w:id="-1">
     <w:p>
       <w:pPr>
@@ -586,7 +601,7 @@
 </file>
 
 <file path=word/footer1.xml><?xml version="1.0" encoding="utf-8"?>
-<w:ftr xmlns:wpc="http://schemas.microsoft.com/office/word/2010/wordprocessingCanvas" xmlns:cx="http://schemas.microsoft.com/office/drawing/2014/chartex" xmlns:cx1="http://schemas.microsoft.com/office/drawing/2015/9/8/chartex" xmlns:cx2="http://schemas.microsoft.com/office/drawing/2015/10/21/chartex" xmlns:cx3="http://schemas.microsoft.com/office/drawing/2016/5/9/chartex" xmlns:cx4="http://schemas.microsoft.com/office/drawing/2016/5/10/chartex" xmlns:cx5="http://schemas.microsoft.com/office/drawing/2016/5/11/chartex" xmlns:cx6="http://schemas.microsoft.com/office/drawing/2016/5/12/chartex" xmlns:cx7="http://schemas.microsoft.com/office/drawing/2016/5/13/chartex" xmlns:cx8="http://schemas.microsoft.com/office/drawing/2016/5/14/chartex" xmlns:mc="http://schemas.openxmlformats.org/markup-compatibility/2006" xmlns:aink="http://schemas.microsoft.com/office/drawing/2016/ink" xmlns:am3d="http://schemas.microsoft.com/office/drawing/2017/model3d" xmlns:o="urn:schemas-microsoft-com:office:office" xmlns:oel="http://schemas.microsoft.com/office/2019/extlst" xmlns:r="http://schemas.openxmlformats.org/officeDocument/2006/relationships" xmlns:m="http://schemas.openxmlformats.org/officeDocument/2006/math" xmlns:v="urn:schemas-microsoft-com:vml" xmlns:wp14="http://schemas.microsoft.com/office/word/2010/wordprocessingDrawing" xmlns:wp="http://schemas.openxmlformats.org/drawingml/2006/wordprocessingDrawing" xmlns:w10="urn:schemas-microsoft-com:office:word" xmlns:w="http://schemas.openxmlformats.org/wordprocessingml/2006/main" xmlns:w14="http://schemas.microsoft.com/office/word/2010/wordml" xmlns:w15="http://schemas.microsoft.com/office/word/2012/wordml" xmlns:w16cex="http://schemas.microsoft.com/office/word/2018/wordml/cex" xmlns:w16cid="http://schemas.microsoft.com/office/word/2016/wordml/cid" xmlns:w16="http://schemas.microsoft.com/office/word/2018/wordml" xmlns:w16sdtdh="http://schemas.microsoft.com/office/word/2020/wordml/sdtdatahash" xmlns:w16se="http://schemas.microsoft.com/office/word/2015/wordml/symex" xmlns:wpg="http://schemas.microsoft.com/office/word/2010/wordprocessingGroup" xmlns:wpi="http://schemas.microsoft.com/office/word/2010/wordprocessingInk" xmlns:wne="http://schemas.microsoft.com/office/word/2006/wordml" xmlns:wps="http://schemas.microsoft.com/office/word/2010/wordprocessingShape" mc:Ignorable="w14 w15 w16se w16cid w16 w16cex w16sdtdh wp14">
+<w:ftr xmlns:wpc="http://schemas.microsoft.com/office/word/2010/wordprocessingCanvas" xmlns:cx="http://schemas.microsoft.com/office/drawing/2014/chartex" xmlns:cx1="http://schemas.microsoft.com/office/drawing/2015/9/8/chartex" xmlns:cx2="http://schemas.microsoft.com/office/drawing/2015/10/21/chartex" xmlns:cx3="http://schemas.microsoft.com/office/drawing/2016/5/9/chartex" xmlns:cx4="http://schemas.microsoft.com/office/drawing/2016/5/10/chartex" xmlns:cx5="http://schemas.microsoft.com/office/drawing/2016/5/11/chartex" xmlns:cx6="http://schemas.microsoft.com/office/drawing/2016/5/12/chartex" xmlns:cx7="http://schemas.microsoft.com/office/drawing/2016/5/13/chartex" xmlns:cx8="http://schemas.microsoft.com/office/drawing/2016/5/14/chartex" xmlns:mc="http://schemas.openxmlformats.org/markup-compatibility/2006" xmlns:aink="http://schemas.microsoft.com/office/drawing/2016/ink" xmlns:am3d="http://schemas.microsoft.com/office/drawing/2017/model3d" xmlns:o="urn:schemas-microsoft-com:office:office" xmlns:oel="http://schemas.microsoft.com/office/2019/extlst" xmlns:r="http://schemas.openxmlformats.org/officeDocument/2006/relationships" xmlns:m="http://schemas.openxmlformats.org/officeDocument/2006/math" xmlns:v="urn:schemas-microsoft-com:vml" xmlns:wp14="http://schemas.microsoft.com/office/word/2010/wordprocessingDrawing" xmlns:wp="http://schemas.openxmlformats.org/drawingml/2006/wordprocessingDrawing" xmlns:w10="urn:schemas-microsoft-com:office:word" xmlns:w="http://schemas.openxmlformats.org/wordprocessingml/2006/main" xmlns:w14="http://schemas.microsoft.com/office/word/2010/wordml" xmlns:w15="http://schemas.microsoft.com/office/word/2012/wordml" xmlns:w16cex="http://schemas.microsoft.com/office/word/2018/wordml/cex" xmlns:w16cid="http://schemas.microsoft.com/office/word/2016/wordml/cid" xmlns:w16="http://schemas.microsoft.com/office/word/2018/wordml" xmlns:w16du="http://schemas.microsoft.com/office/word/2023/wordml/word16du" xmlns:w16sdtdh="http://schemas.microsoft.com/office/word/2020/wordml/sdtdatahash" xmlns:w16sdtfl="http://schemas.microsoft.com/office/word/2024/wordml/sdtformatlock" xmlns:w16se="http://schemas.microsoft.com/office/word/2015/wordml/symex" xmlns:wpg="http://schemas.microsoft.com/office/word/2010/wordprocessingGroup" xmlns:wpi="http://schemas.microsoft.com/office/word/2010/wordprocessingInk" xmlns:wne="http://schemas.microsoft.com/office/word/2006/wordml" xmlns:wps="http://schemas.microsoft.com/office/word/2010/wordprocessingShape" mc:Ignorable="w14 w15 w16se w16cid w16 w16cex w16sdtdh w16sdtfl w16du wp14">
   <w:p>
     <w:pPr>
       <w:pStyle w:val="Footer"/>
@@ -596,7 +611,7 @@
 </file>
 
 <file path=word/footer2.xml><?xml version="1.0" encoding="utf-8"?>
-<w:ftr xmlns:wpc="http://schemas.microsoft.com/office/word/2010/wordprocessingCanvas" xmlns:cx="http://schemas.microsoft.com/office/drawing/2014/chartex" xmlns:cx1="http://schemas.microsoft.com/office/drawing/2015/9/8/chartex" xmlns:cx2="http://schemas.microsoft.com/office/drawing/2015/10/21/chartex" xmlns:cx3="http://schemas.microsoft.com/office/drawing/2016/5/9/chartex" xmlns:cx4="http://schemas.microsoft.com/office/drawing/2016/5/10/chartex" xmlns:cx5="http://schemas.microsoft.com/office/drawing/2016/5/11/chartex" xmlns:cx6="http://schemas.microsoft.com/office/drawing/2016/5/12/chartex" xmlns:cx7="http://schemas.microsoft.com/office/drawing/2016/5/13/chartex" xmlns:cx8="http://schemas.microsoft.com/office/drawing/2016/5/14/chartex" xmlns:mc="http://schemas.openxmlformats.org/markup-compatibility/2006" xmlns:aink="http://schemas.microsoft.com/office/drawing/2016/ink" xmlns:am3d="http://schemas.microsoft.com/office/drawing/2017/model3d" xmlns:o="urn:schemas-microsoft-com:office:office" xmlns:oel="http://schemas.microsoft.com/office/2019/extlst" xmlns:r="http://schemas.openxmlformats.org/officeDocument/2006/relationships" xmlns:m="http://schemas.openxmlformats.org/officeDocument/2006/math" xmlns:v="urn:schemas-microsoft-com:vml" xmlns:wp14="http://schemas.microsoft.com/office/word/2010/wordprocessingDrawing" xmlns:wp="http://schemas.openxmlformats.org/drawingml/2006/wordprocessingDrawing" xmlns:w10="urn:schemas-microsoft-com:office:word" xmlns:w="http://schemas.openxmlformats.org/wordprocessingml/2006/main" xmlns:w14="http://schemas.microsoft.com/office/word/2010/wordml" xmlns:w15="http://schemas.microsoft.com/office/word/2012/wordml" xmlns:w16cex="http://schemas.microsoft.com/office/word/2018/wordml/cex" xmlns:w16cid="http://schemas.microsoft.com/office/word/2016/wordml/cid" xmlns:w16="http://schemas.microsoft.com/office/word/2018/wordml" xmlns:w16sdtdh="http://schemas.microsoft.com/office/word/2020/wordml/sdtdatahash" xmlns:w16se="http://schemas.microsoft.com/office/word/2015/wordml/symex" xmlns:wpg="http://schemas.microsoft.com/office/word/2010/wordprocessingGroup" xmlns:wpi="http://schemas.microsoft.com/office/word/2010/wordprocessingInk" xmlns:wne="http://schemas.microsoft.com/office/word/2006/wordml" xmlns:wps="http://schemas.microsoft.com/office/word/2010/wordprocessingShape" mc:Ignorable="w14 w15 w16se w16cid w16 w16cex w16sdtdh wp14">
+<w:ftr xmlns:wpc="http://schemas.microsoft.com/office/word/2010/wordprocessingCanvas" xmlns:cx="http://schemas.microsoft.com/office/drawing/2014/chartex" xmlns:cx1="http://schemas.microsoft.com/office/drawing/2015/9/8/chartex" xmlns:cx2="http://schemas.microsoft.com/office/drawing/2015/10/21/chartex" xmlns:cx3="http://schemas.microsoft.com/office/drawing/2016/5/9/chartex" xmlns:cx4="http://schemas.microsoft.com/office/drawing/2016/5/10/chartex" xmlns:cx5="http://schemas.microsoft.com/office/drawing/2016/5/11/chartex" xmlns:cx6="http://schemas.microsoft.com/office/drawing/2016/5/12/chartex" xmlns:cx7="http://schemas.microsoft.com/office/drawing/2016/5/13/chartex" xmlns:cx8="http://schemas.microsoft.com/office/drawing/2016/5/14/chartex" xmlns:mc="http://schemas.openxmlformats.org/markup-compatibility/2006" xmlns:aink="http://schemas.microsoft.com/office/drawing/2016/ink" xmlns:am3d="http://schemas.microsoft.com/office/drawing/2017/model3d" xmlns:o="urn:schemas-microsoft-com:office:office" xmlns:oel="http://schemas.microsoft.com/office/2019/extlst" xmlns:r="http://schemas.openxmlformats.org/officeDocument/2006/relationships" xmlns:m="http://schemas.openxmlformats.org/officeDocument/2006/math" xmlns:v="urn:schemas-microsoft-com:vml" xmlns:wp14="http://schemas.microsoft.com/office/word/2010/wordprocessingDrawing" xmlns:wp="http://schemas.openxmlformats.org/drawingml/2006/wordprocessingDrawing" xmlns:w10="urn:schemas-microsoft-com:office:word" xmlns:w="http://schemas.openxmlformats.org/wordprocessingml/2006/main" xmlns:w14="http://schemas.microsoft.com/office/word/2010/wordml" xmlns:w15="http://schemas.microsoft.com/office/word/2012/wordml" xmlns:w16cex="http://schemas.microsoft.com/office/word/2018/wordml/cex" xmlns:w16cid="http://schemas.microsoft.com/office/word/2016/wordml/cid" xmlns:w16="http://schemas.microsoft.com/office/word/2018/wordml" xmlns:w16du="http://schemas.microsoft.com/office/word/2023/wordml/word16du" xmlns:w16sdtdh="http://schemas.microsoft.com/office/word/2020/wordml/sdtdatahash" xmlns:w16sdtfl="http://schemas.microsoft.com/office/word/2024/wordml/sdtformatlock" xmlns:w16se="http://schemas.microsoft.com/office/word/2015/wordml/symex" xmlns:wpg="http://schemas.microsoft.com/office/word/2010/wordprocessingGroup" xmlns:wpi="http://schemas.microsoft.com/office/word/2010/wordprocessingInk" xmlns:wne="http://schemas.microsoft.com/office/word/2006/wordml" xmlns:wps="http://schemas.microsoft.com/office/word/2010/wordprocessingShape" mc:Ignorable="w14 w15 w16se w16cid w16 w16cex w16sdtdh w16sdtfl w16du wp14">
   <w:p>
     <w:pPr>
       <w:pStyle w:val="Footer"/>
@@ -606,7 +621,7 @@
 </file>
 
 <file path=word/footer3.xml><?xml version="1.0" encoding="utf-8"?>
-<w:ftr xmlns:wpc="http://schemas.microsoft.com/office/word/2010/wordprocessingCanvas" xmlns:cx="http://schemas.microsoft.com/office/drawing/2014/chartex" xmlns:cx1="http://schemas.microsoft.com/office/drawing/2015/9/8/chartex" xmlns:cx2="http://schemas.microsoft.com/office/drawing/2015/10/21/chartex" xmlns:cx3="http://schemas.microsoft.com/office/drawing/2016/5/9/chartex" xmlns:cx4="http://schemas.microsoft.com/office/drawing/2016/5/10/chartex" xmlns:cx5="http://schemas.microsoft.com/office/drawing/2016/5/11/chartex" xmlns:cx6="http://schemas.microsoft.com/office/drawing/2016/5/12/chartex" xmlns:cx7="http://schemas.microsoft.com/office/drawing/2016/5/13/chartex" xmlns:cx8="http://schemas.microsoft.com/office/drawing/2016/5/14/chartex" xmlns:mc="http://schemas.openxmlformats.org/markup-compatibility/2006" xmlns:aink="http://schemas.microsoft.com/office/drawing/2016/ink" xmlns:am3d="http://schemas.microsoft.com/office/drawing/2017/model3d" xmlns:o="urn:schemas-microsoft-com:office:office" xmlns:oel="http://schemas.microsoft.com/office/2019/extlst" xmlns:r="http://schemas.openxmlformats.org/officeDocument/2006/relationships" xmlns:m="http://schemas.openxmlformats.org/officeDocument/2006/math" xmlns:v="urn:schemas-microsoft-com:vml" xmlns:wp14="http://schemas.microsoft.com/office/word/2010/wordprocessingDrawing" xmlns:wp="http://schemas.openxmlformats.org/drawingml/2006/wordprocessingDrawing" xmlns:w10="urn:schemas-microsoft-com:office:word" xmlns:w="http://schemas.openxmlformats.org/wordprocessingml/2006/main" xmlns:w14="http://schemas.microsoft.com/office/word/2010/wordml" xmlns:w15="http://schemas.microsoft.com/office/word/2012/wordml" xmlns:w16cex="http://schemas.microsoft.com/office/word/2018/wordml/cex" xmlns:w16cid="http://schemas.microsoft.com/office/word/2016/wordml/cid" xmlns:w16="http://schemas.microsoft.com/office/word/2018/wordml" xmlns:w16sdtdh="http://schemas.microsoft.com/office/word/2020/wordml/sdtdatahash" xmlns:w16se="http://schemas.microsoft.com/office/word/2015/wordml/symex" xmlns:wpg="http://schemas.microsoft.com/office/word/2010/wordprocessingGroup" xmlns:wpi="http://schemas.microsoft.com/office/word/2010/wordprocessingInk" xmlns:wne="http://schemas.microsoft.com/office/word/2006/wordml" xmlns:wps="http://schemas.microsoft.com/office/word/2010/wordprocessingShape" mc:Ignorable="w14 w15 w16se w16cid w16 w16cex w16sdtdh wp14">
+<w:ftr xmlns:wpc="http://schemas.microsoft.com/office/word/2010/wordprocessingCanvas" xmlns:cx="http://schemas.microsoft.com/office/drawing/2014/chartex" xmlns:cx1="http://schemas.microsoft.com/office/drawing/2015/9/8/chartex" xmlns:cx2="http://schemas.microsoft.com/office/drawing/2015/10/21/chartex" xmlns:cx3="http://schemas.microsoft.com/office/drawing/2016/5/9/chartex" xmlns:cx4="http://schemas.microsoft.com/office/drawing/2016/5/10/chartex" xmlns:cx5="http://schemas.microsoft.com/office/drawing/2016/5/11/chartex" xmlns:cx6="http://schemas.microsoft.com/office/drawing/2016/5/12/chartex" xmlns:cx7="http://schemas.microsoft.com/office/drawing/2016/5/13/chartex" xmlns:cx8="http://schemas.microsoft.com/office/drawing/2016/5/14/chartex" xmlns:mc="http://schemas.openxmlformats.org/markup-compatibility/2006" xmlns:aink="http://schemas.microsoft.com/office/drawing/2016/ink" xmlns:am3d="http://schemas.microsoft.com/office/drawing/2017/model3d" xmlns:o="urn:schemas-microsoft-com:office:office" xmlns:oel="http://schemas.microsoft.com/office/2019/extlst" xmlns:r="http://schemas.openxmlformats.org/officeDocument/2006/relationships" xmlns:m="http://schemas.openxmlformats.org/officeDocument/2006/math" xmlns:v="urn:schemas-microsoft-com:vml" xmlns:wp14="http://schemas.microsoft.com/office/word/2010/wordprocessingDrawing" xmlns:wp="http://schemas.openxmlformats.org/drawingml/2006/wordprocessingDrawing" xmlns:w10="urn:schemas-microsoft-com:office:word" xmlns:w="http://schemas.openxmlformats.org/wordprocessingml/2006/main" xmlns:w14="http://schemas.microsoft.com/office/word/2010/wordml" xmlns:w15="http://schemas.microsoft.com/office/word/2012/wordml" xmlns:w16cex="http://schemas.microsoft.com/office/word/2018/wordml/cex" xmlns:w16cid="http://schemas.microsoft.com/office/word/2016/wordml/cid" xmlns:w16="http://schemas.microsoft.com/office/word/2018/wordml" xmlns:w16du="http://schemas.microsoft.com/office/word/2023/wordml/word16du" xmlns:w16sdtdh="http://schemas.microsoft.com/office/word/2020/wordml/sdtdatahash" xmlns:w16sdtfl="http://schemas.microsoft.com/office/word/2024/wordml/sdtformatlock" xmlns:w16se="http://schemas.microsoft.com/office/word/2015/wordml/symex" xmlns:wpg="http://schemas.microsoft.com/office/word/2010/wordprocessingGroup" xmlns:wpi="http://schemas.microsoft.com/office/word/2010/wordprocessingInk" xmlns:wne="http://schemas.microsoft.com/office/word/2006/wordml" xmlns:wps="http://schemas.microsoft.com/office/word/2010/wordprocessingShape" mc:Ignorable="w14 w15 w16se w16cid w16 w16cex w16sdtdh w16sdtfl w16du wp14">
   <w:p>
     <w:pPr>
       <w:pStyle w:val="Footer"/>
@@ -616,7 +631,7 @@
 </file>
 
 <file path=word/footnotes.xml><?xml version="1.0" encoding="utf-8"?>
-<w:footnotes xmlns:wpc="http://schemas.microsoft.com/office/word/2010/wordprocessingCanvas" xmlns:cx="http://schemas.microsoft.com/office/drawing/2014/chartex" xmlns:cx1="http://schemas.microsoft.com/office/drawing/2015/9/8/chartex" xmlns:cx2="http://schemas.microsoft.com/office/drawing/2015/10/21/chartex" xmlns:cx3="http://schemas.microsoft.com/office/drawing/2016/5/9/chartex" xmlns:cx4="http://schemas.microsoft.com/office/drawing/2016/5/10/chartex" xmlns:cx5="http://schemas.microsoft.com/office/drawing/2016/5/11/chartex" xmlns:cx6="http://schemas.microsoft.com/office/drawing/2016/5/12/chartex" xmlns:cx7="http://schemas.microsoft.com/office/drawing/2016/5/13/chartex" xmlns:cx8="http://schemas.microsoft.com/office/drawing/2016/5/14/chartex" xmlns:mc="http://schemas.openxmlformats.org/markup-compatibility/2006" xmlns:aink="http://schemas.microsoft.com/office/drawing/2016/ink" xmlns:am3d="http://schemas.microsoft.com/office/drawing/2017/model3d" xmlns:o="urn:schemas-microsoft-com:office:office" xmlns:oel="http://schemas.microsoft.com/office/2019/extlst" xmlns:r="http://schemas.openxmlformats.org/officeDocument/2006/relationships" xmlns:m="http://schemas.openxmlformats.org/officeDocument/2006/math" xmlns:v="urn:schemas-microsoft-com:vml" xmlns:wp14="http://schemas.microsoft.com/office/word/2010/wordprocessingDrawing" xmlns:wp="http://schemas.openxmlformats.org/drawingml/2006/wordprocessingDrawing" xmlns:w10="urn:schemas-microsoft-com:office:word" xmlns:w="http://schemas.openxmlformats.org/wordprocessingml/2006/main" xmlns:w14="http://schemas.microsoft.com/office/word/2010/wordml" xmlns:w15="http://schemas.microsoft.com/office/word/2012/wordml" xmlns:w16cex="http://schemas.microsoft.com/office/word/2018/wordml/cex" xmlns:w16cid="http://schemas.microsoft.com/office/word/2016/wordml/cid" xmlns:w16="http://schemas.microsoft.com/office/word/2018/wordml" xmlns:w16sdtdh="http://schemas.microsoft.com/office/word/2020/wordml/sdtdatahash" xmlns:w16se="http://schemas.microsoft.com/office/word/2015/wordml/symex" xmlns:wpg="http://schemas.microsoft.com/office/word/2010/wordprocessingGroup" xmlns:wpi="http://schemas.microsoft.com/office/word/2010/wordprocessingInk" xmlns:wne="http://schemas.microsoft.com/office/word/2006/wordml" xmlns:wps="http://schemas.microsoft.com/office/word/2010/wordprocessingShape" mc:Ignorable="w14 w15 w16se w16cid w16 w16cex w16sdtdh wp14">
+<w:footnotes xmlns:wpc="http://schemas.microsoft.com/office/word/2010/wordprocessingCanvas" xmlns:cx="http://schemas.microsoft.com/office/drawing/2014/chartex" xmlns:cx1="http://schemas.microsoft.com/office/drawing/2015/9/8/chartex" xmlns:cx2="http://schemas.microsoft.com/office/drawing/2015/10/21/chartex" xmlns:cx3="http://schemas.microsoft.com/office/drawing/2016/5/9/chartex" xmlns:cx4="http://schemas.microsoft.com/office/drawing/2016/5/10/chartex" xmlns:cx5="http://schemas.microsoft.com/office/drawing/2016/5/11/chartex" xmlns:cx6="http://schemas.microsoft.com/office/drawing/2016/5/12/chartex" xmlns:cx7="http://schemas.microsoft.com/office/drawing/2016/5/13/chartex" xmlns:cx8="http://schemas.microsoft.com/office/drawing/2016/5/14/chartex" xmlns:mc="http://schemas.openxmlformats.org/markup-compatibility/2006" xmlns:aink="http://schemas.microsoft.com/office/drawing/2016/ink" xmlns:am3d="http://schemas.microsoft.com/office/drawing/2017/model3d" xmlns:o="urn:schemas-microsoft-com:office:office" xmlns:oel="http://schemas.microsoft.com/office/2019/extlst" xmlns:r="http://schemas.openxmlformats.org/officeDocument/2006/relationships" xmlns:m="http://schemas.openxmlformats.org/officeDocument/2006/math" xmlns:v="urn:schemas-microsoft-com:vml" xmlns:wp14="http://schemas.microsoft.com/office/word/2010/wordprocessingDrawing" xmlns:wp="http://schemas.openxmlformats.org/drawingml/2006/wordprocessingDrawing" xmlns:w10="urn:schemas-microsoft-com:office:word" xmlns:w="http://schemas.openxmlformats.org/wordprocessingml/2006/main" xmlns:w14="http://schemas.microsoft.com/office/word/2010/wordml" xmlns:w15="http://schemas.microsoft.com/office/word/2012/wordml" xmlns:w16cex="http://schemas.microsoft.com/office/word/2018/wordml/cex" xmlns:w16cid="http://schemas.microsoft.com/office/word/2016/wordml/cid" xmlns:w16="http://schemas.microsoft.com/office/word/2018/wordml" xmlns:w16du="http://schemas.microsoft.com/office/word/2023/wordml/word16du" xmlns:w16sdtdh="http://schemas.microsoft.com/office/word/2020/wordml/sdtdatahash" xmlns:w16sdtfl="http://schemas.microsoft.com/office/word/2024/wordml/sdtformatlock" xmlns:w16se="http://schemas.microsoft.com/office/word/2015/wordml/symex" xmlns:wpg="http://schemas.microsoft.com/office/word/2010/wordprocessingGroup" xmlns:wpi="http://schemas.microsoft.com/office/word/2010/wordprocessingInk" xmlns:wne="http://schemas.microsoft.com/office/word/2006/wordml" xmlns:wps="http://schemas.microsoft.com/office/word/2010/wordprocessingShape" mc:Ignorable="w14 w15 w16se w16cid w16 w16cex w16sdtdh w16sdtfl w16du wp14">
   <w:footnote w:type="separator" w:id="-1">
     <w:p>
       <w:pPr>
@@ -641,7 +656,7 @@
 </file>
 
 <file path=word/header1.xml><?xml version="1.0" encoding="utf-8"?>
-<w:hdr xmlns:wpc="http://schemas.microsoft.com/office/word/2010/wordprocessingCanvas" xmlns:cx="http://schemas.microsoft.com/office/drawing/2014/chartex" xmlns:cx1="http://schemas.microsoft.com/office/drawing/2015/9/8/chartex" xmlns:cx2="http://schemas.microsoft.com/office/drawing/2015/10/21/chartex" xmlns:cx3="http://schemas.microsoft.com/office/drawing/2016/5/9/chartex" xmlns:cx4="http://schemas.microsoft.com/office/drawing/2016/5/10/chartex" xmlns:cx5="http://schemas.microsoft.com/office/drawing/2016/5/11/chartex" xmlns:cx6="http://schemas.microsoft.com/office/drawing/2016/5/12/chartex" xmlns:cx7="http://schemas.microsoft.com/office/drawing/2016/5/13/chartex" xmlns:cx8="http://schemas.microsoft.com/office/drawing/2016/5/14/chartex" xmlns:mc="http://schemas.openxmlformats.org/markup-compatibility/2006" xmlns:aink="http://schemas.microsoft.com/office/drawing/2016/ink" xmlns:am3d="http://schemas.microsoft.com/office/drawing/2017/model3d" xmlns:o="urn:schemas-microsoft-com:office:office" xmlns:oel="http://schemas.microsoft.com/office/2019/extlst" xmlns:r="http://schemas.openxmlformats.org/officeDocument/2006/relationships" xmlns:m="http://schemas.openxmlformats.org/officeDocument/2006/math" xmlns:v="urn:schemas-microsoft-com:vml" xmlns:wp14="http://schemas.microsoft.com/office/word/2010/wordprocessingDrawing" xmlns:wp="http://schemas.openxmlformats.org/drawingml/2006/wordprocessingDrawing" xmlns:w10="urn:schemas-microsoft-com:office:word" xmlns:w="http://schemas.openxmlformats.org/wordprocessingml/2006/main" xmlns:w14="http://schemas.microsoft.com/office/word/2010/wordml" xmlns:w15="http://schemas.microsoft.com/office/word/2012/wordml" xmlns:w16cex="http://schemas.microsoft.com/office/word/2018/wordml/cex" xmlns:w16cid="http://schemas.microsoft.com/office/word/2016/wordml/cid" xmlns:w16="http://schemas.microsoft.com/office/word/2018/wordml" xmlns:w16sdtdh="http://schemas.microsoft.com/office/word/2020/wordml/sdtdatahash" xmlns:w16se="http://schemas.microsoft.com/office/word/2015/wordml/symex" xmlns:wpg="http://schemas.microsoft.com/office/word/2010/wordprocessingGroup" xmlns:wpi="http://schemas.microsoft.com/office/word/2010/wordprocessingInk" xmlns:wne="http://schemas.microsoft.com/office/word/2006/wordml" xmlns:wps="http://schemas.microsoft.com/office/word/2010/wordprocessingShape" mc:Ignorable="w14 w15 w16se w16cid w16 w16cex w16sdtdh wp14">
+<w:hdr xmlns:wpc="http://schemas.microsoft.com/office/word/2010/wordprocessingCanvas" xmlns:cx="http://schemas.microsoft.com/office/drawing/2014/chartex" xmlns:cx1="http://schemas.microsoft.com/office/drawing/2015/9/8/chartex" xmlns:cx2="http://schemas.microsoft.com/office/drawing/2015/10/21/chartex" xmlns:cx3="http://schemas.microsoft.com/office/drawing/2016/5/9/chartex" xmlns:cx4="http://schemas.microsoft.com/office/drawing/2016/5/10/chartex" xmlns:cx5="http://schemas.microsoft.com/office/drawing/2016/5/11/chartex" xmlns:cx6="http://schemas.microsoft.com/office/drawing/2016/5/12/chartex" xmlns:cx7="http://schemas.microsoft.com/office/drawing/2016/5/13/chartex" xmlns:cx8="http://schemas.microsoft.com/office/drawing/2016/5/14/chartex" xmlns:mc="http://schemas.openxmlformats.org/markup-compatibility/2006" xmlns:aink="http://schemas.microsoft.com/office/drawing/2016/ink" xmlns:am3d="http://schemas.microsoft.com/office/drawing/2017/model3d" xmlns:o="urn:schemas-microsoft-com:office:office" xmlns:oel="http://schemas.microsoft.com/office/2019/extlst" xmlns:r="http://schemas.openxmlformats.org/officeDocument/2006/relationships" xmlns:m="http://schemas.openxmlformats.org/officeDocument/2006/math" xmlns:v="urn:schemas-microsoft-com:vml" xmlns:wp14="http://schemas.microsoft.com/office/word/2010/wordprocessingDrawing" xmlns:wp="http://schemas.openxmlformats.org/drawingml/2006/wordprocessingDrawing" xmlns:w10="urn:schemas-microsoft-com:office:word" xmlns:w="http://schemas.openxmlformats.org/wordprocessingml/2006/main" xmlns:w14="http://schemas.microsoft.com/office/word/2010/wordml" xmlns:w15="http://schemas.microsoft.com/office/word/2012/wordml" xmlns:w16cex="http://schemas.microsoft.com/office/word/2018/wordml/cex" xmlns:w16cid="http://schemas.microsoft.com/office/word/2016/wordml/cid" xmlns:w16="http://schemas.microsoft.com/office/word/2018/wordml" xmlns:w16du="http://schemas.microsoft.com/office/word/2023/wordml/word16du" xmlns:w16sdtdh="http://schemas.microsoft.com/office/word/2020/wordml/sdtdatahash" xmlns:w16sdtfl="http://schemas.microsoft.com/office/word/2024/wordml/sdtformatlock" xmlns:w16se="http://schemas.microsoft.com/office/word/2015/wordml/symex" xmlns:wpg="http://schemas.microsoft.com/office/word/2010/wordprocessingGroup" xmlns:wpi="http://schemas.microsoft.com/office/word/2010/wordprocessingInk" xmlns:wne="http://schemas.microsoft.com/office/word/2006/wordml" xmlns:wps="http://schemas.microsoft.com/office/word/2010/wordprocessingShape" mc:Ignorable="w14 w15 w16se w16cid w16 w16cex w16sdtdh w16sdtfl w16du wp14">
   <w:p>
     <w:pPr>
       <w:pStyle w:val="Header"/>
@@ -651,7 +666,7 @@
 </file>
 
 <file path=word/header2.xml><?xml version="1.0" encoding="utf-8"?>
-<w:hdr xmlns:wpc="http://schemas.microsoft.com/office/word/2010/wordprocessingCanvas" xmlns:cx="http://schemas.microsoft.com/office/drawing/2014/chartex" xmlns:cx1="http://schemas.microsoft.com/office/drawing/2015/9/8/chartex" xmlns:cx2="http://schemas.microsoft.com/office/drawing/2015/10/21/chartex" xmlns:cx3="http://schemas.microsoft.com/office/drawing/2016/5/9/chartex" xmlns:cx4="http://schemas.microsoft.com/office/drawing/2016/5/10/chartex" xmlns:cx5="http://schemas.microsoft.com/office/drawing/2016/5/11/chartex" xmlns:cx6="http://schemas.microsoft.com/office/drawing/2016/5/12/chartex" xmlns:cx7="http://schemas.microsoft.com/office/drawing/2016/5/13/chartex" xmlns:cx8="http://schemas.microsoft.com/office/drawing/2016/5/14/chartex" xmlns:mc="http://schemas.openxmlformats.org/markup-compatibility/2006" xmlns:aink="http://schemas.microsoft.com/office/drawing/2016/ink" xmlns:am3d="http://schemas.microsoft.com/office/drawing/2017/model3d" xmlns:o="urn:schemas-microsoft-com:office:office" xmlns:oel="http://schemas.microsoft.com/office/2019/extlst" xmlns:r="http://schemas.openxmlformats.org/officeDocument/2006/relationships" xmlns:m="http://schemas.openxmlformats.org/officeDocument/2006/math" xmlns:v="urn:schemas-microsoft-com:vml" xmlns:wp14="http://schemas.microsoft.com/office/word/2010/wordprocessingDrawing" xmlns:wp="http://schemas.openxmlformats.org/drawingml/2006/wordprocessingDrawing" xmlns:w10="urn:schemas-microsoft-com:office:word" xmlns:w="http://schemas.openxmlformats.org/wordprocessingml/2006/main" xmlns:w14="http://schemas.microsoft.com/office/word/2010/wordml" xmlns:w15="http://schemas.microsoft.com/office/word/2012/wordml" xmlns:w16cex="http://schemas.microsoft.com/office/word/2018/wordml/cex" xmlns:w16cid="http://schemas.microsoft.com/office/word/2016/wordml/cid" xmlns:w16="http://schemas.microsoft.com/office/word/2018/wordml" xmlns:w16sdtdh="http://schemas.microsoft.com/office/word/2020/wordml/sdtdatahash" xmlns:w16se="http://schemas.microsoft.com/office/word/2015/wordml/symex" xmlns:wpg="http://schemas.microsoft.com/office/word/2010/wordprocessingGroup" xmlns:wpi="http://schemas.microsoft.com/office/word/2010/wordprocessingInk" xmlns:wne="http://schemas.microsoft.com/office/word/2006/wordml" xmlns:wps="http://schemas.microsoft.com/office/word/2010/wordprocessingShape" mc:Ignorable="w14 w15 w16se w16cid w16 w16cex w16sdtdh wp14">
+<w:hdr xmlns:wpc="http://schemas.microsoft.com/office/word/2010/wordprocessingCanvas" xmlns:cx="http://schemas.microsoft.com/office/drawing/2014/chartex" xmlns:cx1="http://schemas.microsoft.com/office/drawing/2015/9/8/chartex" xmlns:cx2="http://schemas.microsoft.com/office/drawing/2015/10/21/chartex" xmlns:cx3="http://schemas.microsoft.com/office/drawing/2016/5/9/chartex" xmlns:cx4="http://schemas.microsoft.com/office/drawing/2016/5/10/chartex" xmlns:cx5="http://schemas.microsoft.com/office/drawing/2016/5/11/chartex" xmlns:cx6="http://schemas.microsoft.com/office/drawing/2016/5/12/chartex" xmlns:cx7="http://schemas.microsoft.com/office/drawing/2016/5/13/chartex" xmlns:cx8="http://schemas.microsoft.com/office/drawing/2016/5/14/chartex" xmlns:mc="http://schemas.openxmlformats.org/markup-compatibility/2006" xmlns:aink="http://schemas.microsoft.com/office/drawing/2016/ink" xmlns:am3d="http://schemas.microsoft.com/office/drawing/2017/model3d" xmlns:o="urn:schemas-microsoft-com:office:office" xmlns:oel="http://schemas.microsoft.com/office/2019/extlst" xmlns:r="http://schemas.openxmlformats.org/officeDocument/2006/relationships" xmlns:m="http://schemas.openxmlformats.org/officeDocument/2006/math" xmlns:v="urn:schemas-microsoft-com:vml" xmlns:wp14="http://schemas.microsoft.com/office/word/2010/wordprocessingDrawing" xmlns:wp="http://schemas.openxmlformats.org/drawingml/2006/wordprocessingDrawing" xmlns:w10="urn:schemas-microsoft-com:office:word" xmlns:w="http://schemas.openxmlformats.org/wordprocessingml/2006/main" xmlns:w14="http://schemas.microsoft.com/office/word/2010/wordml" xmlns:w15="http://schemas.microsoft.com/office/word/2012/wordml" xmlns:w16cex="http://schemas.microsoft.com/office/word/2018/wordml/cex" xmlns:w16cid="http://schemas.microsoft.com/office/word/2016/wordml/cid" xmlns:w16="http://schemas.microsoft.com/office/word/2018/wordml" xmlns:w16du="http://schemas.microsoft.com/office/word/2023/wordml/word16du" xmlns:w16sdtdh="http://schemas.microsoft.com/office/word/2020/wordml/sdtdatahash" xmlns:w16sdtfl="http://schemas.microsoft.com/office/word/2024/wordml/sdtformatlock" xmlns:w16se="http://schemas.microsoft.com/office/word/2015/wordml/symex" xmlns:wpg="http://schemas.microsoft.com/office/word/2010/wordprocessingGroup" xmlns:wpi="http://schemas.microsoft.com/office/word/2010/wordprocessingInk" xmlns:wne="http://schemas.microsoft.com/office/word/2006/wordml" xmlns:wps="http://schemas.microsoft.com/office/word/2010/wordprocessingShape" mc:Ignorable="w14 w15 w16se w16cid w16 w16cex w16sdtdh w16sdtfl w16du wp14">
   <w:p>
     <w:pPr>
       <w:pStyle w:val="Header"/>
@@ -662,7 +677,7 @@
 </file>
 
 <file path=word/header3.xml><?xml version="1.0" encoding="utf-8"?>
-<w:hdr xmlns:wpc="http://schemas.microsoft.com/office/word/2010/wordprocessingCanvas" xmlns:cx="http://schemas.microsoft.com/office/drawing/2014/chartex" xmlns:cx1="http://schemas.microsoft.com/office/drawing/2015/9/8/chartex" xmlns:cx2="http://schemas.microsoft.com/office/drawing/2015/10/21/chartex" xmlns:cx3="http://schemas.microsoft.com/office/drawing/2016/5/9/chartex" xmlns:cx4="http://schemas.microsoft.com/office/drawing/2016/5/10/chartex" xmlns:cx5="http://schemas.microsoft.com/office/drawing/2016/5/11/chartex" xmlns:cx6="http://schemas.microsoft.com/office/drawing/2016/5/12/chartex" xmlns:cx7="http://schemas.microsoft.com/office/drawing/2016/5/13/chartex" xmlns:cx8="http://schemas.microsoft.com/office/drawing/2016/5/14/chartex" xmlns:mc="http://schemas.openxmlformats.org/markup-compatibility/2006" xmlns:aink="http://schemas.microsoft.com/office/drawing/2016/ink" xmlns:am3d="http://schemas.microsoft.com/office/drawing/2017/model3d" xmlns:o="urn:schemas-microsoft-com:office:office" xmlns:oel="http://schemas.microsoft.com/office/2019/extlst" xmlns:r="http://schemas.openxmlformats.org/officeDocument/2006/relationships" xmlns:m="http://schemas.openxmlformats.org/officeDocument/2006/math" xmlns:v="urn:schemas-microsoft-com:vml" xmlns:wp14="http://schemas.microsoft.com/office/word/2010/wordprocessingDrawing" xmlns:wp="http://schemas.openxmlformats.org/drawingml/2006/wordprocessingDrawing" xmlns:w10="urn:schemas-microsoft-com:office:word" xmlns:w="http://schemas.openxmlformats.org/wordprocessingml/2006/main" xmlns:w14="http://schemas.microsoft.com/office/word/2010/wordml" xmlns:w15="http://schemas.microsoft.com/office/word/2012/wordml" xmlns:w16cex="http://schemas.microsoft.com/office/word/2018/wordml/cex" xmlns:w16cid="http://schemas.microsoft.com/office/word/2016/wordml/cid" xmlns:w16="http://schemas.microsoft.com/office/word/2018/wordml" xmlns:w16sdtdh="http://schemas.microsoft.com/office/word/2020/wordml/sdtdatahash" xmlns:w16se="http://schemas.microsoft.com/office/word/2015/wordml/symex" xmlns:wpg="http://schemas.microsoft.com/office/word/2010/wordprocessingGroup" xmlns:wpi="http://schemas.microsoft.com/office/word/2010/wordprocessingInk" xmlns:wne="http://schemas.microsoft.com/office/word/2006/wordml" xmlns:wps="http://schemas.microsoft.com/office/word/2010/wordprocessingShape" mc:Ignorable="w14 w15 w16se w16cid w16 w16cex w16sdtdh wp14">
+<w:hdr xmlns:wpc="http://schemas.microsoft.com/office/word/2010/wordprocessingCanvas" xmlns:cx="http://schemas.microsoft.com/office/drawing/2014/chartex" xmlns:cx1="http://schemas.microsoft.com/office/drawing/2015/9/8/chartex" xmlns:cx2="http://schemas.microsoft.com/office/drawing/2015/10/21/chartex" xmlns:cx3="http://schemas.microsoft.com/office/drawing/2016/5/9/chartex" xmlns:cx4="http://schemas.microsoft.com/office/drawing/2016/5/10/chartex" xmlns:cx5="http://schemas.microsoft.com/office/drawing/2016/5/11/chartex" xmlns:cx6="http://schemas.microsoft.com/office/drawing/2016/5/12/chartex" xmlns:cx7="http://schemas.microsoft.com/office/drawing/2016/5/13/chartex" xmlns:cx8="http://schemas.microsoft.com/office/drawing/2016/5/14/chartex" xmlns:mc="http://schemas.openxmlformats.org/markup-compatibility/2006" xmlns:aink="http://schemas.microsoft.com/office/drawing/2016/ink" xmlns:am3d="http://schemas.microsoft.com/office/drawing/2017/model3d" xmlns:o="urn:schemas-microsoft-com:office:office" xmlns:oel="http://schemas.microsoft.com/office/2019/extlst" xmlns:r="http://schemas.openxmlformats.org/officeDocument/2006/relationships" xmlns:m="http://schemas.openxmlformats.org/officeDocument/2006/math" xmlns:v="urn:schemas-microsoft-com:vml" xmlns:wp14="http://schemas.microsoft.com/office/word/2010/wordprocessingDrawing" xmlns:wp="http://schemas.openxmlformats.org/drawingml/2006/wordprocessingDrawing" xmlns:w10="urn:schemas-microsoft-com:office:word" xmlns:w="http://schemas.openxmlformats.org/wordprocessingml/2006/main" xmlns:w14="http://schemas.microsoft.com/office/word/2010/wordml" xmlns:w15="http://schemas.microsoft.com/office/word/2012/wordml" xmlns:w16cex="http://schemas.microsoft.com/office/word/2018/wordml/cex" xmlns:w16cid="http://schemas.microsoft.com/office/word/2016/wordml/cid" xmlns:w16="http://schemas.microsoft.com/office/word/2018/wordml" xmlns:w16du="http://schemas.microsoft.com/office/word/2023/wordml/word16du" xmlns:w16sdtdh="http://schemas.microsoft.com/office/word/2020/wordml/sdtdatahash" xmlns:w16sdtfl="http://schemas.microsoft.com/office/word/2024/wordml/sdtformatlock" xmlns:w16se="http://schemas.microsoft.com/office/word/2015/wordml/symex" xmlns:wpg="http://schemas.microsoft.com/office/word/2010/wordprocessingGroup" xmlns:wpi="http://schemas.microsoft.com/office/word/2010/wordprocessingInk" xmlns:wne="http://schemas.microsoft.com/office/word/2006/wordml" xmlns:wps="http://schemas.microsoft.com/office/word/2010/wordprocessingShape" mc:Ignorable="w14 w15 w16se w16cid w16 w16cex w16sdtdh w16sdtfl w16du wp14">
   <w:p>
     <w:pPr>
       <w:pStyle w:val="Header"/>
@@ -671,7 +686,7 @@
     <w:r>
       <w:tab/>
       <w:tab/>
-      <w:t>2026-06-17</w:t>
+      <w:t>2026-06-18</w:t>
       <w:br/>
       <w:br/>
     </w:r>
@@ -688,7 +703,7 @@
 </file>
 
 <file path=word/numbering.xml><?xml version="1.0" encoding="utf-8"?>
-<w:numbering xmlns:wpc="http://schemas.microsoft.com/office/word/2010/wordprocessingCanvas" xmlns:cx="http://schemas.microsoft.com/office/drawing/2014/chartex" xmlns:cx1="http://schemas.microsoft.com/office/drawing/2015/9/8/chartex" xmlns:cx2="http://schemas.microsoft.com/office/drawing/2015/10/21/chartex" xmlns:cx3="http://schemas.microsoft.com/office/drawing/2016/5/9/chartex" xmlns:cx4="http://schemas.microsoft.com/office/drawing/2016/5/10/chartex" xmlns:cx5="http://schemas.microsoft.com/office/drawing/2016/5/11/chartex" xmlns:cx6="http://schemas.microsoft.com/office/drawing/2016/5/12/chartex" xmlns:cx7="http://schemas.microsoft.com/office/drawing/2016/5/13/chartex" xmlns:cx8="http://schemas.microsoft.com/office/drawing/2016/5/14/chartex" xmlns:mc="http://schemas.openxmlformats.org/markup-compatibility/2006" xmlns:aink="http://schemas.microsoft.com/office/drawing/2016/ink" xmlns:am3d="http://schemas.microsoft.com/office/drawing/2017/model3d" xmlns:o="urn:schemas-microsoft-com:office:office" xmlns:oel="http://schemas.microsoft.com/office/2019/extlst" xmlns:r="http://schemas.openxmlformats.org/officeDocument/2006/relationships" xmlns:m="http://schemas.openxmlformats.org/officeDocument/2006/math" xmlns:v="urn:schemas-microsoft-com:vml" xmlns:wp14="http://schemas.microsoft.com/office/word/2010/wordprocessingDrawing" xmlns:wp="http://schemas.openxmlformats.org/drawingml/2006/wordprocessingDrawing" xmlns:w10="urn:schemas-microsoft-com:office:word" xmlns:w="http://schemas.openxmlformats.org/wordprocessingml/2006/main" xmlns:w14="http://schemas.microsoft.com/office/word/2010/wordml" xmlns:w15="http://schemas.microsoft.com/office/word/2012/wordml" xmlns:w16cex="http://schemas.microsoft.com/office/word/2018/wordml/cex" xmlns:w16cid="http://schemas.microsoft.com/office/word/2016/wordml/cid" xmlns:w16="http://schemas.microsoft.com/office/word/2018/wordml" xmlns:w16sdtdh="http://schemas.microsoft.com/office/word/2020/wordml/sdtdatahash" xmlns:w16se="http://schemas.microsoft.com/office/word/2015/wordml/symex" xmlns:wpg="http://schemas.microsoft.com/office/word/2010/wordprocessingGroup" xmlns:wpi="http://schemas.microsoft.com/office/word/2010/wordprocessingInk" xmlns:wne="http://schemas.microsoft.com/office/word/2006/wordml" xmlns:wps="http://schemas.microsoft.com/office/word/2010/wordprocessingShape" mc:Ignorable="w14 w15 w16se w16cid w16 w16cex w16sdtdh wp14">
+<w:numbering xmlns:wpc="http://schemas.microsoft.com/office/word/2010/wordprocessingCanvas" xmlns:cx="http://schemas.microsoft.com/office/drawing/2014/chartex" xmlns:cx1="http://schemas.microsoft.com/office/drawing/2015/9/8/chartex" xmlns:cx2="http://schemas.microsoft.com/office/drawing/2015/10/21/chartex" xmlns:cx3="http://schemas.microsoft.com/office/drawing/2016/5/9/chartex" xmlns:cx4="http://schemas.microsoft.com/office/drawing/2016/5/10/chartex" xmlns:cx5="http://schemas.microsoft.com/office/drawing/2016/5/11/chartex" xmlns:cx6="http://schemas.microsoft.com/office/drawing/2016/5/12/chartex" xmlns:cx7="http://schemas.microsoft.com/office/drawing/2016/5/13/chartex" xmlns:cx8="http://schemas.microsoft.com/office/drawing/2016/5/14/chartex" xmlns:mc="http://schemas.openxmlformats.org/markup-compatibility/2006" xmlns:aink="http://schemas.microsoft.com/office/drawing/2016/ink" xmlns:am3d="http://schemas.microsoft.com/office/drawing/2017/model3d" xmlns:o="urn:schemas-microsoft-com:office:office" xmlns:oel="http://schemas.microsoft.com/office/2019/extlst" xmlns:r="http://schemas.openxmlformats.org/officeDocument/2006/relationships" xmlns:m="http://schemas.openxmlformats.org/officeDocument/2006/math" xmlns:v="urn:schemas-microsoft-com:vml" xmlns:wp14="http://schemas.microsoft.com/office/word/2010/wordprocessingDrawing" xmlns:wp="http://schemas.openxmlformats.org/drawingml/2006/wordprocessingDrawing" xmlns:w10="urn:schemas-microsoft-com:office:word" xmlns:w="http://schemas.openxmlformats.org/wordprocessingml/2006/main" xmlns:w14="http://schemas.microsoft.com/office/word/2010/wordml" xmlns:w15="http://schemas.microsoft.com/office/word/2012/wordml" xmlns:w16cex="http://schemas.microsoft.com/office/word/2018/wordml/cex" xmlns:w16cid="http://schemas.microsoft.com/office/word/2016/wordml/cid" xmlns:w16="http://schemas.microsoft.com/office/word/2018/wordml" xmlns:w16du="http://schemas.microsoft.com/office/word/2023/wordml/word16du" xmlns:w16sdtdh="http://schemas.microsoft.com/office/word/2020/wordml/sdtdatahash" xmlns:w16sdtfl="http://schemas.microsoft.com/office/word/2024/wordml/sdtformatlock" xmlns:w16se="http://schemas.microsoft.com/office/word/2015/wordml/symex" xmlns:wpg="http://schemas.microsoft.com/office/word/2010/wordprocessingGroup" xmlns:wpi="http://schemas.microsoft.com/office/word/2010/wordprocessingInk" xmlns:wne="http://schemas.microsoft.com/office/word/2006/wordml" xmlns:wps="http://schemas.microsoft.com/office/word/2010/wordprocessingShape" mc:Ignorable="w14 w15 w16se w16cid w16 w16cex w16sdtdh w16sdtfl w16du wp14">
   <w:abstractNum w:abstractNumId="0" w15:restartNumberingAfterBreak="0">
     <w:nsid w:val="FFFFFF7C"/>
     <w:multiLevelType w:val="singleLevel"/>
@@ -891,7 +906,7 @@
 </file>
 
 <file path=word/styles.xml><?xml version="1.0" encoding="utf-8"?>
-<w:styles xmlns:mc="http://schemas.openxmlformats.org/markup-compatibility/2006" xmlns:r="http://schemas.openxmlformats.org/officeDocument/2006/relationships" xmlns:w="http://schemas.openxmlformats.org/wordprocessingml/2006/main" xmlns:w14="http://schemas.microsoft.com/office/word/2010/wordml" xmlns:w15="http://schemas.microsoft.com/office/word/2012/wordml" xmlns:w16cex="http://schemas.microsoft.com/office/word/2018/wordml/cex" xmlns:w16cid="http://schemas.microsoft.com/office/word/2016/wordml/cid" xmlns:w16="http://schemas.microsoft.com/office/word/2018/wordml" xmlns:w16sdtdh="http://schemas.microsoft.com/office/word/2020/wordml/sdtdatahash" xmlns:w16se="http://schemas.microsoft.com/office/word/2015/wordml/symex" mc:Ignorable="w14 w15 w16se w16cid w16 w16cex w16sdtdh">
+<w:styles xmlns:mc="http://schemas.openxmlformats.org/markup-compatibility/2006" xmlns:r="http://schemas.openxmlformats.org/officeDocument/2006/relationships" xmlns:w="http://schemas.openxmlformats.org/wordprocessingml/2006/main" xmlns:w14="http://schemas.microsoft.com/office/word/2010/wordml" xmlns:w15="http://schemas.microsoft.com/office/word/2012/wordml" xmlns:w16cex="http://schemas.microsoft.com/office/word/2018/wordml/cex" xmlns:w16cid="http://schemas.microsoft.com/office/word/2016/wordml/cid" xmlns:w16="http://schemas.microsoft.com/office/word/2018/wordml" xmlns:w16du="http://schemas.microsoft.com/office/word/2023/wordml/word16du" xmlns:w16sdtdh="http://schemas.microsoft.com/office/word/2020/wordml/sdtdatahash" xmlns:w16sdtfl="http://schemas.microsoft.com/office/word/2024/wordml/sdtformatlock" xmlns:w16se="http://schemas.microsoft.com/office/word/2015/wordml/symex" mc:Ignorable="w14 w15 w16se w16cid w16 w16cex w16sdtdh w16sdtfl w16du">
   <w:docDefaults>
     <w:rPrDefault>
       <w:rPr>
@@ -1649,7 +1664,7 @@
     <w:link w:val="TitleChar"/>
     <w:uiPriority w:val="10"/>
     <w:qFormat/>
-    <w:rsid w:val="007106C8"/>
+    <w:rsid w:val="00E854FA"/>
     <w:pPr>
       <w:spacing w:after="300" w:line="240" w:lineRule="auto"/>
       <w:contextualSpacing/>
@@ -1659,7 +1674,7 @@
       <w:rFonts w:eastAsiaTheme="majorEastAsia" w:cstheme="majorBidi"/>
       <w:spacing w:val="5"/>
       <w:kern w:val="28"/>
-      <w:sz w:val="52"/>
+      <w:sz w:val="40"/>
       <w:szCs w:val="52"/>
       <w:lang w:val="sv-SE" w:eastAsia="en-US" w:bidi="ar-SA"/>
     </w:rPr>
@@ -1669,12 +1684,12 @@
     <w:basedOn w:val="DefaultParagraphFont"/>
     <w:link w:val="Title"/>
     <w:uiPriority w:val="10"/>
-    <w:rsid w:val="007106C8"/>
+    <w:rsid w:val="00E854FA"/>
     <w:rPr>
       <w:rFonts w:ascii="Times New Roman" w:eastAsiaTheme="majorEastAsia" w:hAnsi="Times New Roman" w:cstheme="majorBidi"/>
       <w:spacing w:val="5"/>
       <w:kern w:val="28"/>
-      <w:sz w:val="52"/>
+      <w:sz w:val="40"/>
       <w:szCs w:val="52"/>
       <w:lang w:val="sv-SE" w:eastAsia="en-US" w:bidi="ar-SA"/>
     </w:rPr>

--- a/klagomål/A 50420-2024 FSC-klagomål.docx
+++ b/klagomål/A 50420-2024 FSC-klagomål.docx
@@ -686,7 +686,7 @@
     <w:r>
       <w:tab/>
       <w:tab/>
-      <w:t>2026-06-18</w:t>
+      <w:t>2026-06-19</w:t>
       <w:br/>
       <w:br/>
     </w:r>

--- a/klagomål/A 50420-2024 FSC-klagomål.docx
+++ b/klagomål/A 50420-2024 FSC-klagomål.docx
@@ -686,7 +686,7 @@
     <w:r>
       <w:tab/>
       <w:tab/>
-      <w:t>2026-06-19</w:t>
+      <w:t>2026-06-20</w:t>
       <w:br/>
       <w:br/>
     </w:r>

--- a/klagomål/A 50420-2024 FSC-klagomål.docx
+++ b/klagomål/A 50420-2024 FSC-klagomål.docx
@@ -168,38 +168,7 @@
     </w:p>
     <w:p>
       <w:r>
-        <w:t>Detta dokument behandlar höga naturvärden i avverkningsanmälan A 50420-2024 i Åsele kommun som inkom 2024-11-05 och omfattar 2,5 ha.</w:t>
-      </w:r>
-    </w:p>
-    <w:p>
-      <w:r>
-        <w:t>Nedan presenteras fynd av naturvårdsarter som gjorts i det avverkningsanmälda området, samt relevanta utdrag ur standarderna för FSC, Chain of Custody, Controlled Wood och PEFC.</w:t>
-      </w:r>
-    </w:p>
-    <w:p>
-      <w:r>
-        <w:t>Vi förväntar oss att ni återkommer med ett skriftligt svar på vårt klagomål och även beskriver vilka korrigerande åtgärder ni satt in för att rätta till identifierade brister i er efterlevnad av den svenska FSC standarden.</w:t>
-      </w:r>
-    </w:p>
-    <w:p>
-      <w:pPr>
-        <w:pStyle w:val="Heading1"/>
-      </w:pPr>
-      <w:r>
-        <w:t>Naturvårdsarter</w:t>
-      </w:r>
-    </w:p>
-    <w:p>
-      <w:r>
-        <w:t>I och inom 22 meter från avverkningsanmälan har följande 2 naturvårdsarter hittats: sprickporing (VU) och skör kvastmossa (S, T). Av dessa är 1 rödlistade. För rödlistade arter har rödlistekategorin angivits inom parentes. Arter som är signalarter enligt Skogsstyrelsen har markerats med (S). Typiska arter inom Natura 2000 som är kopplade till skogsekosystem har markerats med (T).</w:t>
-      </w:r>
-    </w:p>
-    <w:p>
-      <w:r>
-        <w:t>De påträffade naturvårdsarterna är ett tydligt kvitto på att det rör sig om en skog med höga naturvärden.</w:t>
-      </w:r>
-      <w:r>
-        <w:t xml:space="preserve"> I Figur 1 visas fyndplatser för naturvårdsarter i området, som finns registrerade på Artportalen.</w:t>
+        <w:t>Detta klagomål behandlar höga naturvärden i avverkningsanmälan A 50420-2024 i Åsele kommun som inkom 2024-11-05 och omfattar 2,5 ha.</w:t>
       </w:r>
     </w:p>
     <w:p>
@@ -247,7 +216,46 @@
         <w:spacing w:after="240"/>
       </w:pPr>
       <w:r>
-        <w:t>Figur 1. Fyndplatser för naturvårdsarter i och inom 22 meter från avverkningsanmälan (röd linje). Markörer utan svart kant är placerade på fyndplatsen. Markörer med svart kant är placerade vid sidan av fyndplatsen och har ett svart streck som visar fyndplatsens exakta position. Kartans mittpunktskoordinat är N 7149683, E 613117 i SWEREF 99 TM.</w:t>
+        <w:t>Figur 1. Fyndplatser för naturvårdsarter i och inom 22 meter från avverkningsanmälan. Markörer utan svart kant är placerade på fyndplatsen. Markörer med svart kant är placerade vid sidan av fyndplatsen har ett svart streck som visar fyndplatsens exakta position. Kartans mittpunktskoordinat är N 7149683, E 613117 i SWEREF 99 TM.</w:t>
+      </w:r>
+    </w:p>
+    <w:p>
+      <w:r>
+        <w:t>I och inom 22 meter från avverkningsanmälan finns fynd av 2 naturvårdsarter, varav 1 är rödlistad, 1 är typisk (T) och 1 är signalart (S): sprickporing (VU) och skör kvastmossa (S, T). Se Figur 1.</w:t>
+      </w:r>
+    </w:p>
+    <w:p>
+      <w:r>
+        <w:t>Nedan presenteras relevanta utdrag ur standarderna för FSC, Chain of Custody, Controlled Wood och PEFC.</w:t>
+      </w:r>
+    </w:p>
+    <w:p>
+      <w:r>
+        <w:t>Vi förväntar oss att ni återkommer med ett skriftligt svar på vårt klagomål och även beskriver vilka korrigerande åtgärder ni satt in för att rätta till identifierade brister i er efterlevnad av den svenska FSC standarden.</w:t>
+      </w:r>
+    </w:p>
+    <w:p>
+      <w:pPr>
+        <w:pStyle w:val="Heading1"/>
+      </w:pPr>
+      <w:r>
+        <w:t>Naturvårdsarter och fridlysta arter</w:t>
+      </w:r>
+    </w:p>
+    <w:p>
+      <w:r>
+        <w:t>Nedan följer beskrivningar av de naturvårdsarter och fridlysta arter som har sina livsmiljöer och växtplatser i den avverkningsanmälda skogen. De påträffade naturvårdsarterna är ett tydligt kvitto på att det rör sig om en skog med höga naturvärden.</w:t>
+      </w:r>
+    </w:p>
+    <w:p>
+      <w:r>
+        <w:rPr>
+          <w:b/>
+        </w:rPr>
+        <w:t>Sprickporing (VU)</w:t>
+      </w:r>
+      <w:r>
+        <w:t>, rödlistad som sårbar, är en sällsynt art som växer på senvuxen gran i lågproduktiva miljöer, ett substrat som nybildas i mycket liten skala i modern produktionsskog. Arten bedöms ha minskat kraftigt, med mer än 30 % över de senaste 20 åren, huvudsakligen på grund av slutavverkningar. I bestånd där arten förekommer måste skogsbruk undvikas. Fler av artens lokaler bör skyddas (SLU Artdatabanken, 2024).</w:t>
       </w:r>
     </w:p>
     <w:p>
@@ -268,17 +276,6 @@
       </w:r>
       <w:r>
         <w:t xml:space="preserve"> (SLU Artdatabanken, 2024; Nitare &amp; Skogsstyrelsen, 2019).</w:t>
-      </w:r>
-    </w:p>
-    <w:p>
-      <w:r>
-        <w:rPr>
-          <w:b/>
-        </w:rPr>
-        <w:t>Sprickporing (VU)</w:t>
-      </w:r>
-      <w:r>
-        <w:t>, rödlistad som sårbar, är en sällsynt art som växer på senvuxen gran i lågproduktiva miljöer, ett substrat som nybildas i mycket liten skala i modern produktionsskog. Arten bedöms ha minskat kraftigt, med mer än 30 % över de senaste 20 åren, huvudsakligen på grund av slutavverkningar. I bestånd där arten förekommer måste skogsbruk undvikas. Fler av artens lokaler bör skyddas (SLU Artdatabanken, 2024).</w:t>
       </w:r>
     </w:p>
     <w:p>
@@ -686,7 +683,7 @@
     <w:r>
       <w:tab/>
       <w:tab/>
-      <w:t>2026-06-20</w:t>
+      <w:t>2026-06-21</w:t>
       <w:br/>
       <w:br/>
     </w:r>

--- a/klagomål/A 50420-2024 FSC-klagomål.docx
+++ b/klagomål/A 50420-2024 FSC-klagomål.docx
@@ -683,7 +683,7 @@
     <w:r>
       <w:tab/>
       <w:tab/>
-      <w:t>2026-06-21</w:t>
+      <w:t>2026-06-22</w:t>
       <w:br/>
       <w:br/>
     </w:r>

--- a/klagomål/A 50420-2024 FSC-klagomål.docx
+++ b/klagomål/A 50420-2024 FSC-klagomål.docx
@@ -683,7 +683,7 @@
     <w:r>
       <w:tab/>
       <w:tab/>
-      <w:t>2026-06-22</w:t>
+      <w:t>2026-06-23</w:t>
       <w:br/>
       <w:br/>
     </w:r>

--- a/klagomål/A 50420-2024 FSC-klagomål.docx
+++ b/klagomål/A 50420-2024 FSC-klagomål.docx
@@ -683,7 +683,7 @@
     <w:r>
       <w:tab/>
       <w:tab/>
-      <w:t>2026-06-23</w:t>
+      <w:t>2026-06-24</w:t>
       <w:br/>
       <w:br/>
     </w:r>

--- a/klagomål/A 50420-2024 FSC-klagomål.docx
+++ b/klagomål/A 50420-2024 FSC-klagomål.docx
@@ -683,7 +683,7 @@
     <w:r>
       <w:tab/>
       <w:tab/>
-      <w:t>2026-06-24</w:t>
+      <w:t>2026-06-25</w:t>
       <w:br/>
       <w:br/>
     </w:r>

--- a/klagomål/A 50420-2024 FSC-klagomål.docx
+++ b/klagomål/A 50420-2024 FSC-klagomål.docx
@@ -683,7 +683,7 @@
     <w:r>
       <w:tab/>
       <w:tab/>
-      <w:t>2026-06-25</w:t>
+      <w:t>2026-06-26</w:t>
       <w:br/>
       <w:br/>
     </w:r>

--- a/klagomål/A 50420-2024 FSC-klagomål.docx
+++ b/klagomål/A 50420-2024 FSC-klagomål.docx
@@ -683,7 +683,7 @@
     <w:r>
       <w:tab/>
       <w:tab/>
-      <w:t>2026-06-26</w:t>
+      <w:t>2026-06-27</w:t>
       <w:br/>
       <w:br/>
     </w:r>

--- a/klagomål/A 50420-2024 FSC-klagomål.docx
+++ b/klagomål/A 50420-2024 FSC-klagomål.docx
@@ -683,7 +683,7 @@
     <w:r>
       <w:tab/>
       <w:tab/>
-      <w:t>2026-06-27</w:t>
+      <w:t>2026-06-28</w:t>
       <w:br/>
       <w:br/>
     </w:r>

--- a/klagomål/A 50420-2024 FSC-klagomål.docx
+++ b/klagomål/A 50420-2024 FSC-klagomål.docx
@@ -683,7 +683,7 @@
     <w:r>
       <w:tab/>
       <w:tab/>
-      <w:t>2026-06-28</w:t>
+      <w:t>2026-06-29</w:t>
       <w:br/>
       <w:br/>
     </w:r>

--- a/klagomål/A 50420-2024 FSC-klagomål.docx
+++ b/klagomål/A 50420-2024 FSC-klagomål.docx
@@ -683,7 +683,7 @@
     <w:r>
       <w:tab/>
       <w:tab/>
-      <w:t>2026-06-29</w:t>
+      <w:t>2026-06-30</w:t>
       <w:br/>
       <w:br/>
     </w:r>

--- a/klagomål/A 50420-2024 FSC-klagomål.docx
+++ b/klagomål/A 50420-2024 FSC-klagomål.docx
@@ -683,7 +683,7 @@
     <w:r>
       <w:tab/>
       <w:tab/>
-      <w:t>2026-06-30</w:t>
+      <w:t>2026-07-01</w:t>
       <w:br/>
       <w:br/>
     </w:r>

--- a/klagomål/A 50420-2024 FSC-klagomål.docx
+++ b/klagomål/A 50420-2024 FSC-klagomål.docx
@@ -683,7 +683,7 @@
     <w:r>
       <w:tab/>
       <w:tab/>
-      <w:t>2026-07-01</w:t>
+      <w:t>2026-07-02</w:t>
       <w:br/>
       <w:br/>
     </w:r>

--- a/klagomål/A 50420-2024 FSC-klagomål.docx
+++ b/klagomål/A 50420-2024 FSC-klagomål.docx
@@ -683,7 +683,7 @@
     <w:r>
       <w:tab/>
       <w:tab/>
-      <w:t>2026-07-13</w:t>
+      <w:t>2026-07-14</w:t>
       <w:br/>
       <w:br/>
     </w:r>

--- a/klagomål/A 50420-2024 FSC-klagomål.docx
+++ b/klagomål/A 50420-2024 FSC-klagomål.docx
@@ -683,7 +683,7 @@
     <w:r>
       <w:tab/>
       <w:tab/>
-      <w:t>2026-07-14</w:t>
+      <w:t>2026-07-15</w:t>
       <w:br/>
       <w:br/>
     </w:r>

--- a/klagomål/A 50420-2024 FSC-klagomål.docx
+++ b/klagomål/A 50420-2024 FSC-klagomål.docx
@@ -683,7 +683,7 @@
     <w:r>
       <w:tab/>
       <w:tab/>
-      <w:t>2026-07-15</w:t>
+      <w:t>2026-07-16</w:t>
       <w:br/>
       <w:br/>
     </w:r>

--- a/klagomål/A 50420-2024 FSC-klagomål.docx
+++ b/klagomål/A 50420-2024 FSC-klagomål.docx
@@ -683,7 +683,7 @@
     <w:r>
       <w:tab/>
       <w:tab/>
-      <w:t>2026-07-16</w:t>
+      <w:t>2026-07-17</w:t>
       <w:br/>
       <w:br/>
     </w:r>

--- a/klagomål/A 50420-2024 FSC-klagomål.docx
+++ b/klagomål/A 50420-2024 FSC-klagomål.docx
@@ -683,7 +683,7 @@
     <w:r>
       <w:tab/>
       <w:tab/>
-      <w:t>2026-07-17</w:t>
+      <w:t>2026-07-18</w:t>
       <w:br/>
       <w:br/>
     </w:r>

--- a/klagomål/A 50420-2024 FSC-klagomål.docx
+++ b/klagomål/A 50420-2024 FSC-klagomål.docx
@@ -683,7 +683,7 @@
     <w:r>
       <w:tab/>
       <w:tab/>
-      <w:t>2026-07-18</w:t>
+      <w:t>2026-07-19</w:t>
       <w:br/>
       <w:br/>
     </w:r>

--- a/klagomål/A 50420-2024 FSC-klagomål.docx
+++ b/klagomål/A 50420-2024 FSC-klagomål.docx
@@ -683,7 +683,7 @@
     <w:r>
       <w:tab/>
       <w:tab/>
-      <w:t>2026-07-19</w:t>
+      <w:t>2026-07-20</w:t>
       <w:br/>
       <w:br/>
     </w:r>

--- a/klagomål/A 50420-2024 FSC-klagomål.docx
+++ b/klagomål/A 50420-2024 FSC-klagomål.docx
@@ -683,7 +683,7 @@
     <w:r>
       <w:tab/>
       <w:tab/>
-      <w:t>2026-07-20</w:t>
+      <w:t>2026-07-21</w:t>
       <w:br/>
       <w:br/>
     </w:r>

--- a/klagomål/A 50420-2024 FSC-klagomål.docx
+++ b/klagomål/A 50420-2024 FSC-klagomål.docx
@@ -683,7 +683,7 @@
     <w:r>
       <w:tab/>
       <w:tab/>
-      <w:t>2026-07-21</w:t>
+      <w:t>2026-07-22</w:t>
       <w:br/>
       <w:br/>
     </w:r>

--- a/klagomål/A 50420-2024 FSC-klagomål.docx
+++ b/klagomål/A 50420-2024 FSC-klagomål.docx
@@ -683,7 +683,7 @@
     <w:r>
       <w:tab/>
       <w:tab/>
-      <w:t>2026-07-22</w:t>
+      <w:t>2026-07-23</w:t>
       <w:br/>
       <w:br/>
     </w:r>

--- a/klagomål/A 50420-2024 FSC-klagomål.docx
+++ b/klagomål/A 50420-2024 FSC-klagomål.docx
@@ -683,7 +683,7 @@
     <w:r>
       <w:tab/>
       <w:tab/>
-      <w:t>2026-07-23</w:t>
+      <w:t>2026-07-24</w:t>
       <w:br/>
       <w:br/>
     </w:r>

--- a/klagomål/A 50420-2024 FSC-klagomål.docx
+++ b/klagomål/A 50420-2024 FSC-klagomål.docx
@@ -683,7 +683,7 @@
     <w:r>
       <w:tab/>
       <w:tab/>
-      <w:t>2026-07-24</w:t>
+      <w:t>2026-07-25</w:t>
       <w:br/>
       <w:br/>
     </w:r>

--- a/klagomål/A 50420-2024 FSC-klagomål.docx
+++ b/klagomål/A 50420-2024 FSC-klagomål.docx
@@ -683,7 +683,7 @@
     <w:r>
       <w:tab/>
       <w:tab/>
-      <w:t>2026-07-25</w:t>
+      <w:t>2026-07-26</w:t>
       <w:br/>
       <w:br/>
     </w:r>

--- a/klagomål/A 50420-2024 FSC-klagomål.docx
+++ b/klagomål/A 50420-2024 FSC-klagomål.docx
@@ -683,7 +683,7 @@
     <w:r>
       <w:tab/>
       <w:tab/>
-      <w:t>2026-07-26</w:t>
+      <w:t>2026-07-27</w:t>
       <w:br/>
       <w:br/>
     </w:r>

--- a/klagomål/A 50420-2024 FSC-klagomål.docx
+++ b/klagomål/A 50420-2024 FSC-klagomål.docx
@@ -683,7 +683,7 @@
     <w:r>
       <w:tab/>
       <w:tab/>
-      <w:t>2026-07-27</w:t>
+      <w:t>2026-07-28</w:t>
       <w:br/>
       <w:br/>
     </w:r>

--- a/klagomål/A 50420-2024 FSC-klagomål.docx
+++ b/klagomål/A 50420-2024 FSC-klagomål.docx
@@ -683,7 +683,7 @@
     <w:r>
       <w:tab/>
       <w:tab/>
-      <w:t>2026-07-28</w:t>
+      <w:t>2026-07-29</w:t>
       <w:br/>
       <w:br/>
     </w:r>

--- a/klagomål/A 50420-2024 FSC-klagomål.docx
+++ b/klagomål/A 50420-2024 FSC-klagomål.docx
@@ -683,7 +683,7 @@
     <w:r>
       <w:tab/>
       <w:tab/>
-      <w:t>2026-07-29</w:t>
+      <w:t>2026-07-30</w:t>
       <w:br/>
       <w:br/>
     </w:r>

--- a/klagomål/A 50420-2024 FSC-klagomål.docx
+++ b/klagomål/A 50420-2024 FSC-klagomål.docx
@@ -683,7 +683,7 @@
     <w:r>
       <w:tab/>
       <w:tab/>
-      <w:t>2026-07-30</w:t>
+      <w:t>2026-07-31</w:t>
       <w:br/>
       <w:br/>
     </w:r>

--- a/klagomål/A 50420-2024 FSC-klagomål.docx
+++ b/klagomål/A 50420-2024 FSC-klagomål.docx
@@ -683,7 +683,7 @@
     <w:r>
       <w:tab/>
       <w:tab/>
-      <w:t>2026-07-31</w:t>
+      <w:t>2026-08-01</w:t>
       <w:br/>
       <w:br/>
     </w:r>

--- a/klagomål/A 50420-2024 FSC-klagomål.docx
+++ b/klagomål/A 50420-2024 FSC-klagomål.docx
@@ -683,7 +683,7 @@
     <w:r>
       <w:tab/>
       <w:tab/>
-      <w:t>2026-08-01</w:t>
+      <w:t>2026-08-02</w:t>
       <w:br/>
       <w:br/>
     </w:r>

--- a/klagomål/A 50420-2024 FSC-klagomål.docx
+++ b/klagomål/A 50420-2024 FSC-klagomål.docx
@@ -683,7 +683,7 @@
     <w:r>
       <w:tab/>
       <w:tab/>
-      <w:t>2026-08-02</w:t>
+      <w:t>2026-08-03</w:t>
       <w:br/>
       <w:br/>
     </w:r>

--- a/klagomål/A 50420-2024 FSC-klagomål.docx
+++ b/klagomål/A 50420-2024 FSC-klagomål.docx
@@ -683,7 +683,7 @@
     <w:r>
       <w:tab/>
       <w:tab/>
-      <w:t>2026-08-03</w:t>
+      <w:t>2026-08-05</w:t>
       <w:br/>
       <w:br/>
     </w:r>

--- a/klagomål/A 50420-2024 FSC-klagomål.docx
+++ b/klagomål/A 50420-2024 FSC-klagomål.docx
@@ -683,7 +683,7 @@
     <w:r>
       <w:tab/>
       <w:tab/>
-      <w:t>2026-08-05</w:t>
+      <w:t>2026-08-07</w:t>
       <w:br/>
       <w:br/>
     </w:r>

--- a/klagomål/A 50420-2024 FSC-klagomål.docx
+++ b/klagomål/A 50420-2024 FSC-klagomål.docx
@@ -683,7 +683,7 @@
     <w:r>
       <w:tab/>
       <w:tab/>
-      <w:t>2026-08-07</w:t>
+      <w:t>2026-08-08</w:t>
       <w:br/>
       <w:br/>
     </w:r>

--- a/klagomål/A 50420-2024 FSC-klagomål.docx
+++ b/klagomål/A 50420-2024 FSC-klagomål.docx
@@ -216,7 +216,7 @@
         <w:spacing w:after="240"/>
       </w:pPr>
       <w:r>
-        <w:t>Figur 1. Fyndplatser för naturvårdsarter i och inom 22 meter från avverkningsanmälan. Markörer utan svart kant är placerade på fyndplatsen. Markörer med svart kant är placerade vid sidan av fyndplatsen har ett svart streck som visar fyndplatsens exakta position. Kartans mittpunktskoordinat är N 7149683, E 613117 i SWEREF 99 TM.</w:t>
+        <w:t>Figur 1. Fyndplatser för naturvårdsarter i och inom 22 meter från avverkningsanmälan. Markörer utan svart kant är placerade på fyndplatsen. Markörer med svart kant är placerade vid sidan av fyndplatsen och har ett svart streck som visar fyndplatsens exakta position. Kartans mittpunktskoordinat är N 7149683, E 613117 i SWEREF 99 TM.</w:t>
       </w:r>
     </w:p>
     <w:p>
@@ -683,7 +683,7 @@
     <w:r>
       <w:tab/>
       <w:tab/>
-      <w:t>2026-08-14</w:t>
+      <w:t>2026-08-15</w:t>
       <w:br/>
       <w:br/>
     </w:r>

--- a/klagomål/A 50420-2024 FSC-klagomål.docx
+++ b/klagomål/A 50420-2024 FSC-klagomål.docx
@@ -683,7 +683,7 @@
     <w:r>
       <w:tab/>
       <w:tab/>
-      <w:t>2026-08-15</w:t>
+      <w:t>2026-08-16</w:t>
       <w:br/>
       <w:br/>
     </w:r>

--- a/klagomål/A 50420-2024 FSC-klagomål.docx
+++ b/klagomål/A 50420-2024 FSC-klagomål.docx
@@ -683,7 +683,7 @@
     <w:r>
       <w:tab/>
       <w:tab/>
-      <w:t>2026-08-16</w:t>
+      <w:t>2026-08-17</w:t>
       <w:br/>
       <w:br/>
     </w:r>

--- a/klagomål/A 50420-2024 FSC-klagomål.docx
+++ b/klagomål/A 50420-2024 FSC-klagomål.docx
@@ -683,7 +683,7 @@
     <w:r>
       <w:tab/>
       <w:tab/>
-      <w:t>2026-08-17</w:t>
+      <w:t>2026-08-18</w:t>
       <w:br/>
       <w:br/>
     </w:r>

--- a/klagomål/A 50420-2024 FSC-klagomål.docx
+++ b/klagomål/A 50420-2024 FSC-klagomål.docx
@@ -683,7 +683,7 @@
     <w:r>
       <w:tab/>
       <w:tab/>
-      <w:t>2026-08-18</w:t>
+      <w:t>2026-08-19</w:t>
       <w:br/>
       <w:br/>
     </w:r>

--- a/klagomål/A 50420-2024 FSC-klagomål.docx
+++ b/klagomål/A 50420-2024 FSC-klagomål.docx
@@ -683,7 +683,7 @@
     <w:r>
       <w:tab/>
       <w:tab/>
-      <w:t>2026-08-19</w:t>
+      <w:t>2026-08-20</w:t>
       <w:br/>
       <w:br/>
     </w:r>

--- a/klagomål/A 50420-2024 FSC-klagomål.docx
+++ b/klagomål/A 50420-2024 FSC-klagomål.docx
@@ -683,7 +683,7 @@
     <w:r>
       <w:tab/>
       <w:tab/>
-      <w:t>2026-08-20</w:t>
+      <w:t>2026-08-21</w:t>
       <w:br/>
       <w:br/>
     </w:r>

--- a/klagomål/A 50420-2024 FSC-klagomål.docx
+++ b/klagomål/A 50420-2024 FSC-klagomål.docx
@@ -683,7 +683,7 @@
     <w:r>
       <w:tab/>
       <w:tab/>
-      <w:t>2026-08-21</w:t>
+      <w:t>2026-08-22</w:t>
       <w:br/>
       <w:br/>
     </w:r>

--- a/klagomål/A 50420-2024 FSC-klagomål.docx
+++ b/klagomål/A 50420-2024 FSC-klagomål.docx
@@ -683,7 +683,7 @@
     <w:r>
       <w:tab/>
       <w:tab/>
-      <w:t>2026-08-22</w:t>
+      <w:t>2026-08-23</w:t>
       <w:br/>
       <w:br/>
     </w:r>

--- a/klagomål/A 50420-2024 FSC-klagomål.docx
+++ b/klagomål/A 50420-2024 FSC-klagomål.docx
@@ -683,7 +683,7 @@
     <w:r>
       <w:tab/>
       <w:tab/>
-      <w:t>2026-08-23</w:t>
+      <w:t>2026-08-24</w:t>
       <w:br/>
       <w:br/>
     </w:r>

--- a/klagomål/A 50420-2024 FSC-klagomål.docx
+++ b/klagomål/A 50420-2024 FSC-klagomål.docx
@@ -683,7 +683,7 @@
     <w:r>
       <w:tab/>
       <w:tab/>
-      <w:t>2026-08-24</w:t>
+      <w:t>2026-08-25</w:t>
       <w:br/>
       <w:br/>
     </w:r>

--- a/klagomål/A 50420-2024 FSC-klagomål.docx
+++ b/klagomål/A 50420-2024 FSC-klagomål.docx
@@ -683,7 +683,7 @@
     <w:r>
       <w:tab/>
       <w:tab/>
-      <w:t>2026-08-25</w:t>
+      <w:t>2026-08-26</w:t>
       <w:br/>
       <w:br/>
     </w:r>

--- a/klagomål/A 50420-2024 FSC-klagomål.docx
+++ b/klagomål/A 50420-2024 FSC-klagomål.docx
@@ -683,7 +683,7 @@
     <w:r>
       <w:tab/>
       <w:tab/>
-      <w:t>2026-08-26</w:t>
+      <w:t>2026-08-27</w:t>
       <w:br/>
       <w:br/>
     </w:r>

--- a/klagomål/A 50420-2024 FSC-klagomål.docx
+++ b/klagomål/A 50420-2024 FSC-klagomål.docx
@@ -683,7 +683,7 @@
     <w:r>
       <w:tab/>
       <w:tab/>
-      <w:t>2026-08-27</w:t>
+      <w:t>2026-08-28</w:t>
       <w:br/>
       <w:br/>
     </w:r>

--- a/klagomål/A 50420-2024 FSC-klagomål.docx
+++ b/klagomål/A 50420-2024 FSC-klagomål.docx
@@ -683,7 +683,7 @@
     <w:r>
       <w:tab/>
       <w:tab/>
-      <w:t>2026-08-28</w:t>
+      <w:t>2026-08-29</w:t>
       <w:br/>
       <w:br/>
     </w:r>

--- a/klagomål/A 50420-2024 FSC-klagomål.docx
+++ b/klagomål/A 50420-2024 FSC-klagomål.docx
@@ -683,7 +683,7 @@
     <w:r>
       <w:tab/>
       <w:tab/>
-      <w:t>2026-08-29</w:t>
+      <w:t>2026-08-31</w:t>
       <w:br/>
       <w:br/>
     </w:r>

--- a/klagomål/A 50420-2024 FSC-klagomål.docx
+++ b/klagomål/A 50420-2024 FSC-klagomål.docx
@@ -683,7 +683,7 @@
     <w:r>
       <w:tab/>
       <w:tab/>
-      <w:t>2026-08-31</w:t>
+      <w:t>2026-09-01</w:t>
       <w:br/>
       <w:br/>
     </w:r>

--- a/klagomål/A 50420-2024 FSC-klagomål.docx
+++ b/klagomål/A 50420-2024 FSC-klagomål.docx
@@ -683,7 +683,7 @@
     <w:r>
       <w:tab/>
       <w:tab/>
-      <w:t>2026-09-01</w:t>
+      <w:t>2026-09-02</w:t>
       <w:br/>
       <w:br/>
     </w:r>

--- a/klagomål/A 50420-2024 FSC-klagomål.docx
+++ b/klagomål/A 50420-2024 FSC-klagomål.docx
@@ -683,7 +683,7 @@
     <w:r>
       <w:tab/>
       <w:tab/>
-      <w:t>2026-09-02</w:t>
+      <w:t>2026-09-03</w:t>
       <w:br/>
       <w:br/>
     </w:r>

--- a/klagomål/A 50420-2024 FSC-klagomål.docx
+++ b/klagomål/A 50420-2024 FSC-klagomål.docx
@@ -683,7 +683,7 @@
     <w:r>
       <w:tab/>
       <w:tab/>
-      <w:t>2026-09-03</w:t>
+      <w:t>2026-09-04</w:t>
       <w:br/>
       <w:br/>
     </w:r>

--- a/klagomål/A 50420-2024 FSC-klagomål.docx
+++ b/klagomål/A 50420-2024 FSC-klagomål.docx
@@ -683,7 +683,7 @@
     <w:r>
       <w:tab/>
       <w:tab/>
-      <w:t>2026-09-04</w:t>
+      <w:t>2026-09-05</w:t>
       <w:br/>
       <w:br/>
     </w:r>

--- a/klagomål/A 50420-2024 FSC-klagomål.docx
+++ b/klagomål/A 50420-2024 FSC-klagomål.docx
@@ -683,7 +683,7 @@
     <w:r>
       <w:tab/>
       <w:tab/>
-      <w:t>2026-09-05</w:t>
+      <w:t>2026-09-06</w:t>
       <w:br/>
       <w:br/>
     </w:r>

--- a/klagomål/A 50420-2024 FSC-klagomål.docx
+++ b/klagomål/A 50420-2024 FSC-klagomål.docx
@@ -683,7 +683,7 @@
     <w:r>
       <w:tab/>
       <w:tab/>
-      <w:t>2026-09-06</w:t>
+      <w:t>2026-09-07</w:t>
       <w:br/>
       <w:br/>
     </w:r>

--- a/klagomål/A 50420-2024 FSC-klagomål.docx
+++ b/klagomål/A 50420-2024 FSC-klagomål.docx
@@ -683,7 +683,7 @@
     <w:r>
       <w:tab/>
       <w:tab/>
-      <w:t>2026-09-07</w:t>
+      <w:t>2026-09-08</w:t>
       <w:br/>
       <w:br/>
     </w:r>

--- a/klagomål/A 50420-2024 FSC-klagomål.docx
+++ b/klagomål/A 50420-2024 FSC-klagomål.docx
@@ -683,7 +683,7 @@
     <w:r>
       <w:tab/>
       <w:tab/>
-      <w:t>2026-09-08</w:t>
+      <w:t>2026-09-09</w:t>
       <w:br/>
       <w:br/>
     </w:r>

--- a/klagomål/A 50420-2024 FSC-klagomål.docx
+++ b/klagomål/A 50420-2024 FSC-klagomål.docx
@@ -683,7 +683,7 @@
     <w:r>
       <w:tab/>
       <w:tab/>
-      <w:t>2026-09-09</w:t>
+      <w:t>2026-09-10</w:t>
       <w:br/>
       <w:br/>
     </w:r>

--- a/klagomål/A 50420-2024 FSC-klagomål.docx
+++ b/klagomål/A 50420-2024 FSC-klagomål.docx
@@ -683,7 +683,7 @@
     <w:r>
       <w:tab/>
       <w:tab/>
-      <w:t>2026-09-10</w:t>
+      <w:t>2026-09-11</w:t>
       <w:br/>
       <w:br/>
     </w:r>

--- a/klagomål/A 50420-2024 FSC-klagomål.docx
+++ b/klagomål/A 50420-2024 FSC-klagomål.docx
@@ -683,7 +683,7 @@
     <w:r>
       <w:tab/>
       <w:tab/>
-      <w:t>2026-09-11</w:t>
+      <w:t>2026-09-12</w:t>
       <w:br/>
       <w:br/>
     </w:r>
